--- a/students/lab3/пис3.docx
+++ b/students/lab3/пис3.docx
@@ -146,7 +146,7 @@
           <w:szCs w:val="28"/>
           <w:lang w:val="ru-RU"/>
         </w:rPr>
-        <w:t>Лабораторная работа №</w:t>
+        <w:t>Лабораторная работа №3</w:t>
       </w:r>
       <w:r>
         <w:rPr>
@@ -155,7 +155,8 @@
           <w:szCs w:val="28"/>
           <w:lang w:val="ru-RU"/>
         </w:rPr>
-        <w:t>3</w:t>
+        <w:br/>
+        <w:t>По дисциплине «ПИС»</w:t>
       </w:r>
       <w:r>
         <w:rPr>
@@ -165,18 +166,19 @@
           <w:lang w:val="ru-RU"/>
         </w:rPr>
         <w:br/>
-        <w:t>По дисциплине «ПИС»</w:t>
-      </w:r>
-      <w:r>
+        <w:t>Сценарии транзакции</w:t>
+      </w:r>
+    </w:p>
+    <w:p>
+      <w:pPr>
+        <w:jc w:val="center"/>
         <w:rPr>
           <w:rFonts w:ascii="Times New Roman" w:hAnsi="Times New Roman" w:cs="Times New Roman"/>
           <w:sz w:val="28"/>
           <w:szCs w:val="28"/>
           <w:lang w:val="ru-RU"/>
         </w:rPr>
-        <w:br/>
-        <w:t>Сценарии транзакции</w:t>
-      </w:r>
+      </w:pPr>
     </w:p>
     <w:p>
       <w:pPr>
@@ -213,7 +215,7 @@
     </w:p>
     <w:p>
       <w:pPr>
-        <w:jc w:val="center"/>
+        <w:ind w:firstLine="6663"/>
         <w:rPr>
           <w:rFonts w:ascii="Times New Roman" w:hAnsi="Times New Roman" w:cs="Times New Roman"/>
           <w:sz w:val="28"/>
@@ -221,124 +223,113 @@
           <w:lang w:val="ru-RU"/>
         </w:rPr>
       </w:pPr>
-    </w:p>
-    <w:p>
-      <w:pPr>
-        <w:ind w:firstLine="6663"/>
+      <w:r>
         <w:rPr>
           <w:rFonts w:ascii="Times New Roman" w:hAnsi="Times New Roman" w:cs="Times New Roman"/>
           <w:sz w:val="28"/>
           <w:szCs w:val="28"/>
           <w:lang w:val="ru-RU"/>
         </w:rPr>
-      </w:pPr>
-      <w:r>
+        <w:t>Выполнила:</w:t>
+      </w:r>
+    </w:p>
+    <w:p>
+      <w:pPr>
+        <w:ind w:firstLine="6663"/>
         <w:rPr>
           <w:rFonts w:ascii="Times New Roman" w:hAnsi="Times New Roman" w:cs="Times New Roman"/>
           <w:sz w:val="28"/>
           <w:szCs w:val="28"/>
           <w:lang w:val="ru-RU"/>
         </w:rPr>
-        <w:t>Выполнила:</w:t>
-      </w:r>
-    </w:p>
-    <w:p>
-      <w:pPr>
-        <w:ind w:firstLine="6663"/>
+      </w:pPr>
+      <w:r>
         <w:rPr>
           <w:rFonts w:ascii="Times New Roman" w:hAnsi="Times New Roman" w:cs="Times New Roman"/>
           <w:sz w:val="28"/>
           <w:szCs w:val="28"/>
           <w:lang w:val="ru-RU"/>
         </w:rPr>
-      </w:pPr>
-      <w:r>
+        <w:t>Студентка 3 курса</w:t>
+      </w:r>
+    </w:p>
+    <w:p>
+      <w:pPr>
+        <w:ind w:firstLine="6663"/>
         <w:rPr>
           <w:rFonts w:ascii="Times New Roman" w:hAnsi="Times New Roman" w:cs="Times New Roman"/>
           <w:sz w:val="28"/>
           <w:szCs w:val="28"/>
           <w:lang w:val="ru-RU"/>
         </w:rPr>
-        <w:t>Студентка 3 курса</w:t>
-      </w:r>
-    </w:p>
-    <w:p>
-      <w:pPr>
-        <w:ind w:firstLine="6663"/>
+      </w:pPr>
+      <w:r>
         <w:rPr>
           <w:rFonts w:ascii="Times New Roman" w:hAnsi="Times New Roman" w:cs="Times New Roman"/>
           <w:sz w:val="28"/>
           <w:szCs w:val="28"/>
           <w:lang w:val="ru-RU"/>
         </w:rPr>
-      </w:pPr>
-      <w:r>
+        <w:t>Группы ПО-12</w:t>
+      </w:r>
+    </w:p>
+    <w:p>
+      <w:pPr>
+        <w:ind w:firstLine="6663"/>
         <w:rPr>
           <w:rFonts w:ascii="Times New Roman" w:hAnsi="Times New Roman" w:cs="Times New Roman"/>
           <w:sz w:val="28"/>
           <w:szCs w:val="28"/>
           <w:lang w:val="ru-RU"/>
         </w:rPr>
-        <w:t>Группы ПО-12</w:t>
-      </w:r>
-    </w:p>
-    <w:p>
-      <w:pPr>
-        <w:ind w:firstLine="6663"/>
+      </w:pPr>
+      <w:r>
         <w:rPr>
           <w:rFonts w:ascii="Times New Roman" w:hAnsi="Times New Roman" w:cs="Times New Roman"/>
           <w:sz w:val="28"/>
           <w:szCs w:val="28"/>
           <w:lang w:val="ru-RU"/>
         </w:rPr>
-      </w:pPr>
-      <w:r>
+        <w:t>Коханская Е. В.</w:t>
+      </w:r>
+    </w:p>
+    <w:p>
+      <w:pPr>
+        <w:ind w:firstLine="6663"/>
         <w:rPr>
           <w:rFonts w:ascii="Times New Roman" w:hAnsi="Times New Roman" w:cs="Times New Roman"/>
           <w:sz w:val="28"/>
           <w:szCs w:val="28"/>
           <w:lang w:val="ru-RU"/>
         </w:rPr>
-        <w:t>Коханская Е. В.</w:t>
-      </w:r>
-    </w:p>
-    <w:p>
-      <w:pPr>
-        <w:ind w:firstLine="6663"/>
+      </w:pPr>
+      <w:r>
         <w:rPr>
           <w:rFonts w:ascii="Times New Roman" w:hAnsi="Times New Roman" w:cs="Times New Roman"/>
           <w:sz w:val="28"/>
           <w:szCs w:val="28"/>
           <w:lang w:val="ru-RU"/>
         </w:rPr>
-      </w:pPr>
-      <w:r>
+        <w:t xml:space="preserve">Проверил: </w:t>
+      </w:r>
+    </w:p>
+    <w:p>
+      <w:pPr>
+        <w:ind w:firstLine="6663"/>
         <w:rPr>
           <w:rFonts w:ascii="Times New Roman" w:hAnsi="Times New Roman" w:cs="Times New Roman"/>
           <w:sz w:val="28"/>
           <w:szCs w:val="28"/>
           <w:lang w:val="ru-RU"/>
         </w:rPr>
-        <w:t xml:space="preserve">Проверил: </w:t>
-      </w:r>
-    </w:p>
-    <w:p>
-      <w:pPr>
-        <w:ind w:firstLine="6663"/>
+      </w:pPr>
+      <w:r>
         <w:rPr>
           <w:rFonts w:ascii="Times New Roman" w:hAnsi="Times New Roman" w:cs="Times New Roman"/>
           <w:sz w:val="28"/>
           <w:szCs w:val="28"/>
           <w:lang w:val="ru-RU"/>
         </w:rPr>
-      </w:pPr>
-      <w:r>
-        <w:rPr>
-          <w:rFonts w:ascii="Times New Roman" w:hAnsi="Times New Roman" w:cs="Times New Roman"/>
-          <w:sz w:val="28"/>
-          <w:szCs w:val="28"/>
-          <w:lang w:val="ru-RU"/>
-        </w:rPr>
         <w:t>Шорох Д. В.</w:t>
       </w:r>
     </w:p>
@@ -467,6 +458,7 @@
       <w:r>
         <w:rPr>
           <w:rFonts w:ascii="Times New Roman" w:hAnsi="Times New Roman" w:cs="Times New Roman"/>
+          <w:noProof/>
         </w:rPr>
         <w:drawing>
           <wp:inline distT="0" distB="0" distL="0" distR="0" wp14:anchorId="0B015DB2" wp14:editId="2E0D1220">
@@ -484,7 +476,7 @@
                     <pic:cNvPicPr/>
                   </pic:nvPicPr>
                   <pic:blipFill>
-                    <a:blip r:embed="rId4"/>
+                    <a:blip r:embed="rId5"/>
                     <a:stretch>
                       <a:fillRect/>
                     </a:stretch>
@@ -550,6 +542,7 @@
       <w:r>
         <w:rPr>
           <w:rFonts w:ascii="Times New Roman" w:hAnsi="Times New Roman" w:cs="Times New Roman"/>
+          <w:noProof/>
           <w:lang w:val="ru-RU"/>
         </w:rPr>
         <w:drawing>
@@ -568,7 +561,7 @@
                     <pic:cNvPicPr/>
                   </pic:nvPicPr>
                   <pic:blipFill>
-                    <a:blip r:embed="rId5"/>
+                    <a:blip r:embed="rId6"/>
                     <a:stretch>
                       <a:fillRect/>
                     </a:stretch>
@@ -662,6 +655,7 @@
       <w:r>
         <w:rPr>
           <w:rFonts w:ascii="Times New Roman" w:hAnsi="Times New Roman" w:cs="Times New Roman"/>
+          <w:noProof/>
           <w:lang w:val="ru-RU"/>
         </w:rPr>
         <w:lastRenderedPageBreak/>
@@ -681,7 +675,7 @@
                     <pic:cNvPicPr/>
                   </pic:nvPicPr>
                   <pic:blipFill>
-                    <a:blip r:embed="rId6"/>
+                    <a:blip r:embed="rId7"/>
                     <a:stretch>
                       <a:fillRect/>
                     </a:stretch>
@@ -760,6 +754,7 @@
       <w:r>
         <w:rPr>
           <w:rFonts w:ascii="Times New Roman" w:hAnsi="Times New Roman" w:cs="Times New Roman"/>
+          <w:noProof/>
         </w:rPr>
         <w:drawing>
           <wp:inline distT="0" distB="0" distL="0" distR="0" wp14:anchorId="6F82A203" wp14:editId="3E3E970B">
@@ -777,7 +772,7 @@
                     <pic:cNvPicPr/>
                   </pic:nvPicPr>
                   <pic:blipFill>
-                    <a:blip r:embed="rId7"/>
+                    <a:blip r:embed="rId8"/>
                     <a:stretch>
                       <a:fillRect/>
                     </a:stretch>
@@ -864,6 +859,7 @@
       <w:r>
         <w:rPr>
           <w:rFonts w:ascii="Times New Roman" w:hAnsi="Times New Roman" w:cs="Times New Roman"/>
+          <w:noProof/>
         </w:rPr>
         <w:lastRenderedPageBreak/>
         <w:drawing>
@@ -882,7 +878,7 @@
                     <pic:cNvPicPr/>
                   </pic:nvPicPr>
                   <pic:blipFill>
-                    <a:blip r:embed="rId8"/>
+                    <a:blip r:embed="rId9"/>
                     <a:stretch>
                       <a:fillRect/>
                     </a:stretch>
@@ -2927,7 +2923,7 @@
       <w:pPr>
         <w:rPr>
           <w:rFonts w:ascii="Times New Roman" w:hAnsi="Times New Roman" w:cs="Times New Roman"/>
-          <w:lang w:val="ru-RU"/>
+          <w:lang w:val="en-US"/>
         </w:rPr>
       </w:pPr>
     </w:p>
@@ -2973,11 +2969,13 @@
       <w:pPr>
         <w:rPr>
           <w:rFonts w:ascii="Times New Roman" w:hAnsi="Times New Roman" w:cs="Times New Roman"/>
-        </w:rPr>
-      </w:pPr>
-      <w:r>
-        <w:rPr>
-          <w:rFonts w:ascii="Times New Roman" w:hAnsi="Times New Roman" w:cs="Times New Roman"/>
+          <w:lang w:val="ru-RU"/>
+        </w:rPr>
+      </w:pPr>
+      <w:r>
+        <w:rPr>
+          <w:rFonts w:ascii="Times New Roman" w:hAnsi="Times New Roman" w:cs="Times New Roman"/>
+          <w:noProof/>
         </w:rPr>
         <w:drawing>
           <wp:inline distT="0" distB="0" distL="0" distR="0" wp14:anchorId="7F5E44D7" wp14:editId="4A042696">
@@ -2995,7 +2993,7 @@
                     <pic:cNvPicPr/>
                   </pic:nvPicPr>
                   <pic:blipFill>
-                    <a:blip r:embed="rId9"/>
+                    <a:blip r:embed="rId10"/>
                     <a:stretch>
                       <a:fillRect/>
                     </a:stretch>
@@ -3016,6 +3014,3417 @@
         </w:drawing>
       </w:r>
     </w:p>
+    <w:p>
+      <w:pPr>
+        <w:rPr>
+          <w:rFonts w:ascii="Times New Roman" w:hAnsi="Times New Roman" w:cs="Times New Roman"/>
+          <w:b/>
+          <w:bCs/>
+          <w:lang w:val="ru-BY"/>
+        </w:rPr>
+      </w:pPr>
+      <w:r>
+        <w:rPr>
+          <w:rFonts w:ascii="Times New Roman" w:hAnsi="Times New Roman" w:cs="Times New Roman"/>
+          <w:b/>
+          <w:bCs/>
+          <w:lang w:val="ru-BY"/>
+        </w:rPr>
+        <w:t xml:space="preserve">1. В чём разница между </w:t>
+      </w:r>
+      <w:proofErr w:type="spellStart"/>
+      <w:r>
+        <w:rPr>
+          <w:rFonts w:ascii="Times New Roman" w:hAnsi="Times New Roman" w:cs="Times New Roman"/>
+          <w:b/>
+          <w:bCs/>
+          <w:lang w:val="ru-BY"/>
+        </w:rPr>
+        <w:t>Entity</w:t>
+      </w:r>
+      <w:proofErr w:type="spellEnd"/>
+      <w:r>
+        <w:rPr>
+          <w:rFonts w:ascii="Times New Roman" w:hAnsi="Times New Roman" w:cs="Times New Roman"/>
+          <w:b/>
+          <w:bCs/>
+          <w:lang w:val="ru-BY"/>
+        </w:rPr>
+        <w:t xml:space="preserve"> и Value Object?</w:t>
+      </w:r>
+    </w:p>
+    <w:tbl>
+      <w:tblPr>
+        <w:tblW w:w="11280" w:type="dxa"/>
+        <w:tblBorders>
+          <w:top w:val="single" w:sz="4" w:space="0" w:color="auto"/>
+          <w:left w:val="single" w:sz="4" w:space="0" w:color="auto"/>
+          <w:bottom w:val="single" w:sz="4" w:space="0" w:color="auto"/>
+          <w:right w:val="single" w:sz="4" w:space="0" w:color="auto"/>
+          <w:insideH w:val="single" w:sz="4" w:space="0" w:color="auto"/>
+          <w:insideV w:val="single" w:sz="4" w:space="0" w:color="auto"/>
+        </w:tblBorders>
+        <w:tblCellMar>
+          <w:top w:w="15" w:type="dxa"/>
+          <w:left w:w="15" w:type="dxa"/>
+          <w:bottom w:w="15" w:type="dxa"/>
+          <w:right w:w="15" w:type="dxa"/>
+        </w:tblCellMar>
+        <w:tblLook w:val="04A0" w:firstRow="1" w:lastRow="0" w:firstColumn="1" w:lastColumn="0" w:noHBand="0" w:noVBand="1"/>
+      </w:tblPr>
+      <w:tblGrid>
+        <w:gridCol w:w="2531"/>
+        <w:gridCol w:w="4590"/>
+        <w:gridCol w:w="4159"/>
+      </w:tblGrid>
+      <w:tr>
+        <w:trPr>
+          <w:tblHeader/>
+        </w:trPr>
+        <w:tc>
+          <w:tcPr>
+            <w:tcW w:w="0" w:type="auto"/>
+            <w:tcMar>
+              <w:top w:w="150" w:type="dxa"/>
+              <w:left w:w="0" w:type="dxa"/>
+              <w:bottom w:w="150" w:type="dxa"/>
+              <w:right w:w="240" w:type="dxa"/>
+            </w:tcMar>
+            <w:vAlign w:val="center"/>
+            <w:hideMark/>
+          </w:tcPr>
+          <w:p>
+            <w:pPr>
+              <w:rPr>
+                <w:rFonts w:ascii="Times New Roman" w:hAnsi="Times New Roman" w:cs="Times New Roman"/>
+                <w:lang w:val="ru-BY"/>
+              </w:rPr>
+            </w:pPr>
+            <w:r>
+              <w:rPr>
+                <w:rFonts w:ascii="Times New Roman" w:hAnsi="Times New Roman" w:cs="Times New Roman"/>
+                <w:lang w:val="ru-BY"/>
+              </w:rPr>
+              <w:lastRenderedPageBreak/>
+              <w:t>Критерий</w:t>
+            </w:r>
+          </w:p>
+        </w:tc>
+        <w:tc>
+          <w:tcPr>
+            <w:tcW w:w="0" w:type="auto"/>
+            <w:tcMar>
+              <w:top w:w="150" w:type="dxa"/>
+              <w:left w:w="240" w:type="dxa"/>
+              <w:bottom w:w="150" w:type="dxa"/>
+              <w:right w:w="240" w:type="dxa"/>
+            </w:tcMar>
+            <w:vAlign w:val="center"/>
+            <w:hideMark/>
+          </w:tcPr>
+          <w:p>
+            <w:pPr>
+              <w:rPr>
+                <w:rFonts w:ascii="Times New Roman" w:hAnsi="Times New Roman" w:cs="Times New Roman"/>
+                <w:lang w:val="ru-BY"/>
+              </w:rPr>
+            </w:pPr>
+            <w:proofErr w:type="spellStart"/>
+            <w:r>
+              <w:rPr>
+                <w:rFonts w:ascii="Times New Roman" w:hAnsi="Times New Roman" w:cs="Times New Roman"/>
+                <w:lang w:val="ru-BY"/>
+              </w:rPr>
+              <w:t>Entity</w:t>
+            </w:r>
+            <w:proofErr w:type="spellEnd"/>
+          </w:p>
+        </w:tc>
+        <w:tc>
+          <w:tcPr>
+            <w:tcW w:w="0" w:type="auto"/>
+            <w:tcMar>
+              <w:top w:w="150" w:type="dxa"/>
+              <w:left w:w="240" w:type="dxa"/>
+              <w:bottom w:w="150" w:type="dxa"/>
+              <w:right w:w="240" w:type="dxa"/>
+            </w:tcMar>
+            <w:vAlign w:val="center"/>
+            <w:hideMark/>
+          </w:tcPr>
+          <w:p>
+            <w:pPr>
+              <w:rPr>
+                <w:rFonts w:ascii="Times New Roman" w:hAnsi="Times New Roman" w:cs="Times New Roman"/>
+                <w:lang w:val="ru-BY"/>
+              </w:rPr>
+            </w:pPr>
+            <w:r>
+              <w:rPr>
+                <w:rFonts w:ascii="Times New Roman" w:hAnsi="Times New Roman" w:cs="Times New Roman"/>
+                <w:lang w:val="ru-BY"/>
+              </w:rPr>
+              <w:t>Value Object</w:t>
+            </w:r>
+          </w:p>
+        </w:tc>
+      </w:tr>
+      <w:tr>
+        <w:tc>
+          <w:tcPr>
+            <w:tcW w:w="0" w:type="auto"/>
+            <w:tcMar>
+              <w:top w:w="150" w:type="dxa"/>
+              <w:left w:w="0" w:type="dxa"/>
+              <w:bottom w:w="150" w:type="dxa"/>
+              <w:right w:w="240" w:type="dxa"/>
+            </w:tcMar>
+            <w:vAlign w:val="center"/>
+            <w:hideMark/>
+          </w:tcPr>
+          <w:p>
+            <w:pPr>
+              <w:rPr>
+                <w:rFonts w:ascii="Times New Roman" w:hAnsi="Times New Roman" w:cs="Times New Roman"/>
+                <w:lang w:val="ru-BY"/>
+              </w:rPr>
+            </w:pPr>
+            <w:r>
+              <w:rPr>
+                <w:rFonts w:ascii="Times New Roman" w:hAnsi="Times New Roman" w:cs="Times New Roman"/>
+                <w:b/>
+                <w:bCs/>
+                <w:lang w:val="ru-BY"/>
+              </w:rPr>
+              <w:t>Идентификатор</w:t>
+            </w:r>
+          </w:p>
+        </w:tc>
+        <w:tc>
+          <w:tcPr>
+            <w:tcW w:w="0" w:type="auto"/>
+            <w:tcMar>
+              <w:top w:w="150" w:type="dxa"/>
+              <w:left w:w="240" w:type="dxa"/>
+              <w:bottom w:w="150" w:type="dxa"/>
+              <w:right w:w="240" w:type="dxa"/>
+            </w:tcMar>
+            <w:vAlign w:val="center"/>
+            <w:hideMark/>
+          </w:tcPr>
+          <w:p>
+            <w:pPr>
+              <w:rPr>
+                <w:rFonts w:ascii="Times New Roman" w:hAnsi="Times New Roman" w:cs="Times New Roman"/>
+                <w:lang w:val="ru-BY"/>
+              </w:rPr>
+            </w:pPr>
+            <w:r>
+              <w:rPr>
+                <w:rFonts w:ascii="Times New Roman" w:hAnsi="Times New Roman" w:cs="Times New Roman"/>
+                <w:lang w:val="ru-BY"/>
+              </w:rPr>
+              <w:t>Имеет уникальный ID</w:t>
+            </w:r>
+          </w:p>
+        </w:tc>
+        <w:tc>
+          <w:tcPr>
+            <w:tcW w:w="0" w:type="auto"/>
+            <w:tcMar>
+              <w:top w:w="150" w:type="dxa"/>
+              <w:left w:w="240" w:type="dxa"/>
+              <w:bottom w:w="150" w:type="dxa"/>
+              <w:right w:w="0" w:type="dxa"/>
+            </w:tcMar>
+            <w:vAlign w:val="center"/>
+            <w:hideMark/>
+          </w:tcPr>
+          <w:p>
+            <w:pPr>
+              <w:rPr>
+                <w:rFonts w:ascii="Times New Roman" w:hAnsi="Times New Roman" w:cs="Times New Roman"/>
+                <w:lang w:val="ru-BY"/>
+              </w:rPr>
+            </w:pPr>
+            <w:r>
+              <w:rPr>
+                <w:rFonts w:ascii="Times New Roman" w:hAnsi="Times New Roman" w:cs="Times New Roman"/>
+                <w:lang w:val="ru-BY"/>
+              </w:rPr>
+              <w:t>Не имеет ID</w:t>
+            </w:r>
+          </w:p>
+        </w:tc>
+      </w:tr>
+      <w:tr>
+        <w:tc>
+          <w:tcPr>
+            <w:tcW w:w="0" w:type="auto"/>
+            <w:tcMar>
+              <w:top w:w="150" w:type="dxa"/>
+              <w:left w:w="0" w:type="dxa"/>
+              <w:bottom w:w="150" w:type="dxa"/>
+              <w:right w:w="240" w:type="dxa"/>
+            </w:tcMar>
+            <w:vAlign w:val="center"/>
+            <w:hideMark/>
+          </w:tcPr>
+          <w:p>
+            <w:pPr>
+              <w:rPr>
+                <w:rFonts w:ascii="Times New Roman" w:hAnsi="Times New Roman" w:cs="Times New Roman"/>
+                <w:lang w:val="ru-BY"/>
+              </w:rPr>
+            </w:pPr>
+            <w:r>
+              <w:rPr>
+                <w:rFonts w:ascii="Times New Roman" w:hAnsi="Times New Roman" w:cs="Times New Roman"/>
+                <w:b/>
+                <w:bCs/>
+                <w:lang w:val="ru-BY"/>
+              </w:rPr>
+              <w:t>Равенство</w:t>
+            </w:r>
+          </w:p>
+        </w:tc>
+        <w:tc>
+          <w:tcPr>
+            <w:tcW w:w="0" w:type="auto"/>
+            <w:tcMar>
+              <w:top w:w="150" w:type="dxa"/>
+              <w:left w:w="240" w:type="dxa"/>
+              <w:bottom w:w="150" w:type="dxa"/>
+              <w:right w:w="240" w:type="dxa"/>
+            </w:tcMar>
+            <w:vAlign w:val="center"/>
+            <w:hideMark/>
+          </w:tcPr>
+          <w:p>
+            <w:pPr>
+              <w:rPr>
+                <w:rFonts w:ascii="Times New Roman" w:hAnsi="Times New Roman" w:cs="Times New Roman"/>
+                <w:lang w:val="ru-BY"/>
+              </w:rPr>
+            </w:pPr>
+            <w:r>
+              <w:rPr>
+                <w:rFonts w:ascii="Times New Roman" w:hAnsi="Times New Roman" w:cs="Times New Roman"/>
+                <w:lang w:val="ru-BY"/>
+              </w:rPr>
+              <w:t>По ID</w:t>
+            </w:r>
+          </w:p>
+        </w:tc>
+        <w:tc>
+          <w:tcPr>
+            <w:tcW w:w="0" w:type="auto"/>
+            <w:tcMar>
+              <w:top w:w="150" w:type="dxa"/>
+              <w:left w:w="240" w:type="dxa"/>
+              <w:bottom w:w="150" w:type="dxa"/>
+              <w:right w:w="0" w:type="dxa"/>
+            </w:tcMar>
+            <w:vAlign w:val="center"/>
+            <w:hideMark/>
+          </w:tcPr>
+          <w:p>
+            <w:pPr>
+              <w:rPr>
+                <w:rFonts w:ascii="Times New Roman" w:hAnsi="Times New Roman" w:cs="Times New Roman"/>
+                <w:lang w:val="ru-BY"/>
+              </w:rPr>
+            </w:pPr>
+            <w:r>
+              <w:rPr>
+                <w:rFonts w:ascii="Times New Roman" w:hAnsi="Times New Roman" w:cs="Times New Roman"/>
+                <w:lang w:val="ru-BY"/>
+              </w:rPr>
+              <w:t>По значениям всех полей</w:t>
+            </w:r>
+          </w:p>
+        </w:tc>
+      </w:tr>
+      <w:tr>
+        <w:tc>
+          <w:tcPr>
+            <w:tcW w:w="0" w:type="auto"/>
+            <w:tcMar>
+              <w:top w:w="150" w:type="dxa"/>
+              <w:left w:w="0" w:type="dxa"/>
+              <w:bottom w:w="150" w:type="dxa"/>
+              <w:right w:w="240" w:type="dxa"/>
+            </w:tcMar>
+            <w:vAlign w:val="center"/>
+            <w:hideMark/>
+          </w:tcPr>
+          <w:p>
+            <w:pPr>
+              <w:rPr>
+                <w:rFonts w:ascii="Times New Roman" w:hAnsi="Times New Roman" w:cs="Times New Roman"/>
+                <w:lang w:val="ru-BY"/>
+              </w:rPr>
+            </w:pPr>
+            <w:r>
+              <w:rPr>
+                <w:rFonts w:ascii="Times New Roman" w:hAnsi="Times New Roman" w:cs="Times New Roman"/>
+                <w:b/>
+                <w:bCs/>
+                <w:lang w:val="ru-BY"/>
+              </w:rPr>
+              <w:t>Изменяемость</w:t>
+            </w:r>
+          </w:p>
+        </w:tc>
+        <w:tc>
+          <w:tcPr>
+            <w:tcW w:w="0" w:type="auto"/>
+            <w:tcMar>
+              <w:top w:w="150" w:type="dxa"/>
+              <w:left w:w="240" w:type="dxa"/>
+              <w:bottom w:w="150" w:type="dxa"/>
+              <w:right w:w="240" w:type="dxa"/>
+            </w:tcMar>
+            <w:vAlign w:val="center"/>
+            <w:hideMark/>
+          </w:tcPr>
+          <w:p>
+            <w:pPr>
+              <w:rPr>
+                <w:rFonts w:ascii="Times New Roman" w:hAnsi="Times New Roman" w:cs="Times New Roman"/>
+                <w:lang w:val="ru-BY"/>
+              </w:rPr>
+            </w:pPr>
+            <w:proofErr w:type="spellStart"/>
+            <w:r>
+              <w:rPr>
+                <w:rFonts w:ascii="Times New Roman" w:hAnsi="Times New Roman" w:cs="Times New Roman"/>
+                <w:lang w:val="ru-BY"/>
+              </w:rPr>
+              <w:t>Mutable</w:t>
+            </w:r>
+            <w:proofErr w:type="spellEnd"/>
+            <w:r>
+              <w:rPr>
+                <w:rFonts w:ascii="Times New Roman" w:hAnsi="Times New Roman" w:cs="Times New Roman"/>
+                <w:lang w:val="ru-BY"/>
+              </w:rPr>
+              <w:t xml:space="preserve"> (может меняться)</w:t>
+            </w:r>
+          </w:p>
+        </w:tc>
+        <w:tc>
+          <w:tcPr>
+            <w:tcW w:w="0" w:type="auto"/>
+            <w:tcMar>
+              <w:top w:w="150" w:type="dxa"/>
+              <w:left w:w="240" w:type="dxa"/>
+              <w:bottom w:w="150" w:type="dxa"/>
+              <w:right w:w="0" w:type="dxa"/>
+            </w:tcMar>
+            <w:vAlign w:val="center"/>
+            <w:hideMark/>
+          </w:tcPr>
+          <w:p>
+            <w:pPr>
+              <w:rPr>
+                <w:rFonts w:ascii="Times New Roman" w:hAnsi="Times New Roman" w:cs="Times New Roman"/>
+                <w:lang w:val="ru-BY"/>
+              </w:rPr>
+            </w:pPr>
+            <w:proofErr w:type="spellStart"/>
+            <w:r>
+              <w:rPr>
+                <w:rFonts w:ascii="Times New Roman" w:hAnsi="Times New Roman" w:cs="Times New Roman"/>
+                <w:lang w:val="ru-BY"/>
+              </w:rPr>
+              <w:t>Immutable</w:t>
+            </w:r>
+            <w:proofErr w:type="spellEnd"/>
+            <w:r>
+              <w:rPr>
+                <w:rFonts w:ascii="Times New Roman" w:hAnsi="Times New Roman" w:cs="Times New Roman"/>
+                <w:lang w:val="ru-BY"/>
+              </w:rPr>
+              <w:t xml:space="preserve"> (неизменяемый)</w:t>
+            </w:r>
+          </w:p>
+        </w:tc>
+      </w:tr>
+      <w:tr>
+        <w:tc>
+          <w:tcPr>
+            <w:tcW w:w="0" w:type="auto"/>
+            <w:tcMar>
+              <w:top w:w="150" w:type="dxa"/>
+              <w:left w:w="0" w:type="dxa"/>
+              <w:bottom w:w="150" w:type="dxa"/>
+              <w:right w:w="240" w:type="dxa"/>
+            </w:tcMar>
+            <w:vAlign w:val="center"/>
+            <w:hideMark/>
+          </w:tcPr>
+          <w:p>
+            <w:pPr>
+              <w:rPr>
+                <w:rFonts w:ascii="Times New Roman" w:hAnsi="Times New Roman" w:cs="Times New Roman"/>
+                <w:lang w:val="ru-BY"/>
+              </w:rPr>
+            </w:pPr>
+            <w:r>
+              <w:rPr>
+                <w:rFonts w:ascii="Times New Roman" w:hAnsi="Times New Roman" w:cs="Times New Roman"/>
+                <w:b/>
+                <w:bCs/>
+                <w:lang w:val="ru-BY"/>
+              </w:rPr>
+              <w:t>Жизненный цикл</w:t>
+            </w:r>
+          </w:p>
+        </w:tc>
+        <w:tc>
+          <w:tcPr>
+            <w:tcW w:w="0" w:type="auto"/>
+            <w:tcMar>
+              <w:top w:w="150" w:type="dxa"/>
+              <w:left w:w="240" w:type="dxa"/>
+              <w:bottom w:w="150" w:type="dxa"/>
+              <w:right w:w="240" w:type="dxa"/>
+            </w:tcMar>
+            <w:vAlign w:val="center"/>
+            <w:hideMark/>
+          </w:tcPr>
+          <w:p>
+            <w:pPr>
+              <w:rPr>
+                <w:rFonts w:ascii="Times New Roman" w:hAnsi="Times New Roman" w:cs="Times New Roman"/>
+                <w:lang w:val="ru-BY"/>
+              </w:rPr>
+            </w:pPr>
+            <w:r>
+              <w:rPr>
+                <w:rFonts w:ascii="Times New Roman" w:hAnsi="Times New Roman" w:cs="Times New Roman"/>
+                <w:lang w:val="ru-BY"/>
+              </w:rPr>
+              <w:t>Живёт долго, меняет состояние</w:t>
+            </w:r>
+          </w:p>
+        </w:tc>
+        <w:tc>
+          <w:tcPr>
+            <w:tcW w:w="0" w:type="auto"/>
+            <w:tcMar>
+              <w:top w:w="150" w:type="dxa"/>
+              <w:left w:w="240" w:type="dxa"/>
+              <w:bottom w:w="150" w:type="dxa"/>
+              <w:right w:w="0" w:type="dxa"/>
+            </w:tcMar>
+            <w:vAlign w:val="center"/>
+            <w:hideMark/>
+          </w:tcPr>
+          <w:p>
+            <w:pPr>
+              <w:rPr>
+                <w:rFonts w:ascii="Times New Roman" w:hAnsi="Times New Roman" w:cs="Times New Roman"/>
+                <w:lang w:val="ru-BY"/>
+              </w:rPr>
+            </w:pPr>
+            <w:r>
+              <w:rPr>
+                <w:rFonts w:ascii="Times New Roman" w:hAnsi="Times New Roman" w:cs="Times New Roman"/>
+                <w:lang w:val="ru-BY"/>
+              </w:rPr>
+              <w:t>Создаётся и заменяется целиком</w:t>
+            </w:r>
+          </w:p>
+        </w:tc>
+      </w:tr>
+      <w:tr>
+        <w:tc>
+          <w:tcPr>
+            <w:tcW w:w="0" w:type="auto"/>
+            <w:tcMar>
+              <w:top w:w="150" w:type="dxa"/>
+              <w:left w:w="0" w:type="dxa"/>
+              <w:bottom w:w="150" w:type="dxa"/>
+              <w:right w:w="240" w:type="dxa"/>
+            </w:tcMar>
+            <w:vAlign w:val="center"/>
+            <w:hideMark/>
+          </w:tcPr>
+          <w:p>
+            <w:pPr>
+              <w:rPr>
+                <w:rFonts w:ascii="Times New Roman" w:hAnsi="Times New Roman" w:cs="Times New Roman"/>
+                <w:lang w:val="ru-BY"/>
+              </w:rPr>
+            </w:pPr>
+            <w:r>
+              <w:rPr>
+                <w:rFonts w:ascii="Times New Roman" w:hAnsi="Times New Roman" w:cs="Times New Roman"/>
+                <w:b/>
+                <w:bCs/>
+                <w:lang w:val="ru-BY"/>
+              </w:rPr>
+              <w:t>Пример</w:t>
+            </w:r>
+          </w:p>
+        </w:tc>
+        <w:tc>
+          <w:tcPr>
+            <w:tcW w:w="0" w:type="auto"/>
+            <w:tcMar>
+              <w:top w:w="150" w:type="dxa"/>
+              <w:left w:w="240" w:type="dxa"/>
+              <w:bottom w:w="150" w:type="dxa"/>
+              <w:right w:w="240" w:type="dxa"/>
+            </w:tcMar>
+            <w:vAlign w:val="center"/>
+            <w:hideMark/>
+          </w:tcPr>
+          <w:p>
+            <w:pPr>
+              <w:rPr>
+                <w:rFonts w:ascii="Times New Roman" w:hAnsi="Times New Roman" w:cs="Times New Roman"/>
+                <w:lang w:val="ru-BY"/>
+              </w:rPr>
+            </w:pPr>
+            <w:r>
+              <w:rPr>
+                <w:rFonts w:ascii="Times New Roman" w:hAnsi="Times New Roman" w:cs="Times New Roman"/>
+                <w:lang w:val="ru-BY"/>
+              </w:rPr>
+              <w:t>Book (BOOK-001), </w:t>
+            </w:r>
+            <w:proofErr w:type="spellStart"/>
+            <w:r>
+              <w:rPr>
+                <w:rFonts w:ascii="Times New Roman" w:hAnsi="Times New Roman" w:cs="Times New Roman"/>
+                <w:lang w:val="ru-BY"/>
+              </w:rPr>
+              <w:t>Shelf</w:t>
+            </w:r>
+            <w:proofErr w:type="spellEnd"/>
+            <w:r>
+              <w:rPr>
+                <w:rFonts w:ascii="Times New Roman" w:hAnsi="Times New Roman" w:cs="Times New Roman"/>
+                <w:lang w:val="ru-BY"/>
+              </w:rPr>
+              <w:t> (SH-001)</w:t>
+            </w:r>
+          </w:p>
+        </w:tc>
+        <w:tc>
+          <w:tcPr>
+            <w:tcW w:w="0" w:type="auto"/>
+            <w:tcMar>
+              <w:top w:w="150" w:type="dxa"/>
+              <w:left w:w="240" w:type="dxa"/>
+              <w:bottom w:w="150" w:type="dxa"/>
+              <w:right w:w="0" w:type="dxa"/>
+            </w:tcMar>
+            <w:vAlign w:val="center"/>
+            <w:hideMark/>
+          </w:tcPr>
+          <w:p>
+            <w:pPr>
+              <w:rPr>
+                <w:rFonts w:ascii="Times New Roman" w:hAnsi="Times New Roman" w:cs="Times New Roman"/>
+                <w:lang w:val="ru-BY"/>
+              </w:rPr>
+            </w:pPr>
+            <w:proofErr w:type="spellStart"/>
+            <w:r>
+              <w:rPr>
+                <w:rFonts w:ascii="Times New Roman" w:hAnsi="Times New Roman" w:cs="Times New Roman"/>
+                <w:lang w:val="ru-BY"/>
+              </w:rPr>
+              <w:t>Rating</w:t>
+            </w:r>
+            <w:proofErr w:type="spellEnd"/>
+            <w:r>
+              <w:rPr>
+                <w:rFonts w:ascii="Times New Roman" w:hAnsi="Times New Roman" w:cs="Times New Roman"/>
+                <w:lang w:val="ru-BY"/>
+              </w:rPr>
+              <w:t> (3), </w:t>
+            </w:r>
+            <w:proofErr w:type="spellStart"/>
+            <w:r>
+              <w:rPr>
+                <w:rFonts w:ascii="Times New Roman" w:hAnsi="Times New Roman" w:cs="Times New Roman"/>
+                <w:lang w:val="ru-BY"/>
+              </w:rPr>
+              <w:t>Author</w:t>
+            </w:r>
+            <w:proofErr w:type="spellEnd"/>
+            <w:r>
+              <w:rPr>
+                <w:rFonts w:ascii="Times New Roman" w:hAnsi="Times New Roman" w:cs="Times New Roman"/>
+                <w:lang w:val="ru-BY"/>
+              </w:rPr>
+              <w:t> ("Булгаков")</w:t>
+            </w:r>
+          </w:p>
+        </w:tc>
+      </w:tr>
+    </w:tbl>
+    <w:p>
+      <w:pPr>
+        <w:rPr>
+          <w:rFonts w:ascii="Times New Roman" w:hAnsi="Times New Roman" w:cs="Times New Roman"/>
+          <w:b/>
+          <w:bCs/>
+          <w:lang w:val="ru-BY"/>
+        </w:rPr>
+      </w:pPr>
+      <w:r>
+        <w:rPr>
+          <w:rFonts w:ascii="Times New Roman" w:hAnsi="Times New Roman" w:cs="Times New Roman"/>
+          <w:b/>
+          <w:bCs/>
+          <w:lang w:val="ru-BY"/>
+        </w:rPr>
+        <w:t xml:space="preserve">2. Почему </w:t>
+      </w:r>
+      <w:proofErr w:type="spellStart"/>
+      <w:r>
+        <w:rPr>
+          <w:rFonts w:ascii="Times New Roman" w:hAnsi="Times New Roman" w:cs="Times New Roman"/>
+          <w:b/>
+          <w:bCs/>
+          <w:lang w:val="ru-BY"/>
+        </w:rPr>
+        <w:t>OrderLine</w:t>
+      </w:r>
+      <w:proofErr w:type="spellEnd"/>
+      <w:r>
+        <w:rPr>
+          <w:rFonts w:ascii="Times New Roman" w:hAnsi="Times New Roman" w:cs="Times New Roman"/>
+          <w:b/>
+          <w:bCs/>
+          <w:lang w:val="ru-BY"/>
+        </w:rPr>
+        <w:t xml:space="preserve"> не является отдельной сущностью?</w:t>
+      </w:r>
+    </w:p>
+    <w:p>
+      <w:pPr>
+        <w:rPr>
+          <w:rFonts w:ascii="Times New Roman" w:hAnsi="Times New Roman" w:cs="Times New Roman"/>
+          <w:lang w:val="ru-BY"/>
+        </w:rPr>
+      </w:pPr>
+      <w:proofErr w:type="spellStart"/>
+      <w:r>
+        <w:rPr>
+          <w:rFonts w:ascii="Times New Roman" w:hAnsi="Times New Roman" w:cs="Times New Roman"/>
+          <w:b/>
+          <w:bCs/>
+          <w:lang w:val="ru-BY"/>
+        </w:rPr>
+        <w:t>OrderLine</w:t>
+      </w:r>
+      <w:proofErr w:type="spellEnd"/>
+      <w:r>
+        <w:rPr>
+          <w:rFonts w:ascii="Times New Roman" w:hAnsi="Times New Roman" w:cs="Times New Roman"/>
+          <w:b/>
+          <w:bCs/>
+          <w:lang w:val="ru-BY"/>
+        </w:rPr>
+        <w:t xml:space="preserve"> — часть агрегата </w:t>
+      </w:r>
+      <w:proofErr w:type="spellStart"/>
+      <w:r>
+        <w:rPr>
+          <w:rFonts w:ascii="Times New Roman" w:hAnsi="Times New Roman" w:cs="Times New Roman"/>
+          <w:b/>
+          <w:bCs/>
+          <w:lang w:val="ru-BY"/>
+        </w:rPr>
+        <w:t>Order</w:t>
+      </w:r>
+      <w:proofErr w:type="spellEnd"/>
+      <w:r>
+        <w:rPr>
+          <w:rFonts w:ascii="Times New Roman" w:hAnsi="Times New Roman" w:cs="Times New Roman"/>
+          <w:b/>
+          <w:bCs/>
+          <w:lang w:val="ru-BY"/>
+        </w:rPr>
+        <w:t>, а не самостоятельная сущность.</w:t>
+      </w:r>
+    </w:p>
+    <w:p>
+      <w:pPr>
+        <w:rPr>
+          <w:rFonts w:ascii="Times New Roman" w:hAnsi="Times New Roman" w:cs="Times New Roman"/>
+          <w:lang w:val="ru-BY"/>
+        </w:rPr>
+      </w:pPr>
+      <w:r>
+        <w:rPr>
+          <w:rFonts w:ascii="Times New Roman" w:hAnsi="Times New Roman" w:cs="Times New Roman"/>
+          <w:b/>
+          <w:bCs/>
+          <w:lang w:val="ru-BY"/>
+        </w:rPr>
+        <w:t>Причины:</w:t>
+      </w:r>
+    </w:p>
+    <w:p>
+      <w:pPr>
+        <w:numPr>
+          <w:ilvl w:val="0"/>
+          <w:numId w:val="1"/>
+        </w:numPr>
+        <w:rPr>
+          <w:rFonts w:ascii="Times New Roman" w:hAnsi="Times New Roman" w:cs="Times New Roman"/>
+          <w:lang w:val="ru-BY"/>
+        </w:rPr>
+      </w:pPr>
+      <w:r>
+        <w:rPr>
+          <w:rFonts w:ascii="Times New Roman" w:hAnsi="Times New Roman" w:cs="Times New Roman"/>
+          <w:b/>
+          <w:bCs/>
+          <w:lang w:val="ru-BY"/>
+        </w:rPr>
+        <w:t>Нет независимого существования:</w:t>
+      </w:r>
+    </w:p>
+    <w:p>
+      <w:pPr>
+        <w:numPr>
+          <w:ilvl w:val="1"/>
+          <w:numId w:val="1"/>
+        </w:numPr>
+        <w:rPr>
+          <w:rFonts w:ascii="Times New Roman" w:hAnsi="Times New Roman" w:cs="Times New Roman"/>
+          <w:lang w:val="ru-BY"/>
+        </w:rPr>
+      </w:pPr>
+      <w:proofErr w:type="spellStart"/>
+      <w:r>
+        <w:rPr>
+          <w:rFonts w:ascii="Times New Roman" w:hAnsi="Times New Roman" w:cs="Times New Roman"/>
+          <w:lang w:val="ru-BY"/>
+        </w:rPr>
+        <w:t>OrderLine</w:t>
+      </w:r>
+      <w:proofErr w:type="spellEnd"/>
+      <w:r>
+        <w:rPr>
+          <w:rFonts w:ascii="Times New Roman" w:hAnsi="Times New Roman" w:cs="Times New Roman"/>
+          <w:lang w:val="ru-BY"/>
+        </w:rPr>
+        <w:t> не существует отдельно от заказа</w:t>
+      </w:r>
+    </w:p>
+    <w:p>
+      <w:pPr>
+        <w:numPr>
+          <w:ilvl w:val="1"/>
+          <w:numId w:val="1"/>
+        </w:numPr>
+        <w:rPr>
+          <w:rFonts w:ascii="Times New Roman" w:hAnsi="Times New Roman" w:cs="Times New Roman"/>
+          <w:lang w:val="ru-BY"/>
+        </w:rPr>
+      </w:pPr>
+      <w:r>
+        <w:rPr>
+          <w:rFonts w:ascii="Times New Roman" w:hAnsi="Times New Roman" w:cs="Times New Roman"/>
+          <w:lang w:val="ru-BY"/>
+        </w:rPr>
+        <w:t>Нельзя создать "просто позицию заказа" без самого заказа</w:t>
+      </w:r>
+    </w:p>
+    <w:p>
+      <w:pPr>
+        <w:numPr>
+          <w:ilvl w:val="1"/>
+          <w:numId w:val="1"/>
+        </w:numPr>
+        <w:rPr>
+          <w:rFonts w:ascii="Times New Roman" w:hAnsi="Times New Roman" w:cs="Times New Roman"/>
+          <w:lang w:val="ru-BY"/>
+        </w:rPr>
+      </w:pPr>
+      <w:r>
+        <w:rPr>
+          <w:rFonts w:ascii="Times New Roman" w:hAnsi="Times New Roman" w:cs="Times New Roman"/>
+          <w:lang w:val="ru-BY"/>
+        </w:rPr>
+        <w:t xml:space="preserve">Нет смысла искать </w:t>
+      </w:r>
+      <w:proofErr w:type="spellStart"/>
+      <w:r>
+        <w:rPr>
+          <w:rFonts w:ascii="Times New Roman" w:hAnsi="Times New Roman" w:cs="Times New Roman"/>
+          <w:lang w:val="ru-BY"/>
+        </w:rPr>
+        <w:t>OrderLine</w:t>
+      </w:r>
+      <w:proofErr w:type="spellEnd"/>
+      <w:r>
+        <w:rPr>
+          <w:rFonts w:ascii="Times New Roman" w:hAnsi="Times New Roman" w:cs="Times New Roman"/>
+          <w:lang w:val="ru-BY"/>
+        </w:rPr>
+        <w:t xml:space="preserve"> по ID без </w:t>
+      </w:r>
+      <w:proofErr w:type="spellStart"/>
+      <w:r>
+        <w:rPr>
+          <w:rFonts w:ascii="Times New Roman" w:hAnsi="Times New Roman" w:cs="Times New Roman"/>
+          <w:lang w:val="ru-BY"/>
+        </w:rPr>
+        <w:t>Order</w:t>
+      </w:r>
+      <w:proofErr w:type="spellEnd"/>
+    </w:p>
+    <w:p>
+      <w:pPr>
+        <w:numPr>
+          <w:ilvl w:val="0"/>
+          <w:numId w:val="1"/>
+        </w:numPr>
+        <w:rPr>
+          <w:rFonts w:ascii="Times New Roman" w:hAnsi="Times New Roman" w:cs="Times New Roman"/>
+          <w:lang w:val="ru-BY"/>
+        </w:rPr>
+      </w:pPr>
+      <w:r>
+        <w:rPr>
+          <w:rFonts w:ascii="Times New Roman" w:hAnsi="Times New Roman" w:cs="Times New Roman"/>
+          <w:b/>
+          <w:bCs/>
+          <w:lang w:val="ru-BY"/>
+        </w:rPr>
+        <w:t>Доступ только через корень агрегата:</w:t>
+      </w:r>
+    </w:p>
+    <w:p>
+      <w:pPr>
+        <w:rPr>
+          <w:rFonts w:ascii="Times New Roman" w:hAnsi="Times New Roman" w:cs="Times New Roman"/>
+          <w:lang w:val="ru-BY"/>
+        </w:rPr>
+      </w:pPr>
+      <w:proofErr w:type="spellStart"/>
+      <w:r>
+        <w:rPr>
+          <w:rFonts w:ascii="Times New Roman" w:hAnsi="Times New Roman" w:cs="Times New Roman"/>
+          <w:lang w:val="ru-BY"/>
+        </w:rPr>
+        <w:t>python</w:t>
+      </w:r>
+      <w:proofErr w:type="spellEnd"/>
+    </w:p>
+    <w:p>
+      <w:pPr>
+        <w:rPr>
+          <w:rFonts w:ascii="Times New Roman" w:hAnsi="Times New Roman" w:cs="Times New Roman"/>
+          <w:lang w:val="ru-BY"/>
+        </w:rPr>
+      </w:pPr>
+      <w:proofErr w:type="spellStart"/>
+      <w:r>
+        <w:rPr>
+          <w:rFonts w:ascii="Times New Roman" w:hAnsi="Times New Roman" w:cs="Times New Roman"/>
+          <w:lang w:val="ru-BY"/>
+        </w:rPr>
+        <w:t>order.add_line</w:t>
+      </w:r>
+      <w:proofErr w:type="spellEnd"/>
+      <w:r>
+        <w:rPr>
+          <w:rFonts w:ascii="Times New Roman" w:hAnsi="Times New Roman" w:cs="Times New Roman"/>
+          <w:lang w:val="ru-BY"/>
+        </w:rPr>
+        <w:t>(</w:t>
+      </w:r>
+      <w:proofErr w:type="spellStart"/>
+      <w:r>
+        <w:rPr>
+          <w:rFonts w:ascii="Times New Roman" w:hAnsi="Times New Roman" w:cs="Times New Roman"/>
+          <w:lang w:val="ru-BY"/>
+        </w:rPr>
+        <w:t>product_id</w:t>
+      </w:r>
+      <w:proofErr w:type="spellEnd"/>
+      <w:r>
+        <w:rPr>
+          <w:rFonts w:ascii="Times New Roman" w:hAnsi="Times New Roman" w:cs="Times New Roman"/>
+          <w:lang w:val="ru-BY"/>
+        </w:rPr>
+        <w:t xml:space="preserve">, </w:t>
+      </w:r>
+      <w:proofErr w:type="spellStart"/>
+      <w:r>
+        <w:rPr>
+          <w:rFonts w:ascii="Times New Roman" w:hAnsi="Times New Roman" w:cs="Times New Roman"/>
+          <w:lang w:val="ru-BY"/>
+        </w:rPr>
+        <w:t>quantity</w:t>
+      </w:r>
+      <w:proofErr w:type="spellEnd"/>
+      <w:r>
+        <w:rPr>
+          <w:rFonts w:ascii="Times New Roman" w:hAnsi="Times New Roman" w:cs="Times New Roman"/>
+          <w:lang w:val="ru-BY"/>
+        </w:rPr>
+        <w:t xml:space="preserve">, </w:t>
+      </w:r>
+      <w:proofErr w:type="spellStart"/>
+      <w:r>
+        <w:rPr>
+          <w:rFonts w:ascii="Times New Roman" w:hAnsi="Times New Roman" w:cs="Times New Roman"/>
+          <w:lang w:val="ru-BY"/>
+        </w:rPr>
+        <w:t>price</w:t>
+      </w:r>
+      <w:proofErr w:type="spellEnd"/>
+      <w:r>
+        <w:rPr>
+          <w:rFonts w:ascii="Times New Roman" w:hAnsi="Times New Roman" w:cs="Times New Roman"/>
+          <w:lang w:val="ru-BY"/>
+        </w:rPr>
+        <w:t>)  # Правильно</w:t>
+      </w:r>
+    </w:p>
+    <w:p>
+      <w:pPr>
+        <w:rPr>
+          <w:rFonts w:ascii="Times New Roman" w:hAnsi="Times New Roman" w:cs="Times New Roman"/>
+          <w:lang w:val="ru-BY"/>
+        </w:rPr>
+      </w:pPr>
+      <w:proofErr w:type="spellStart"/>
+      <w:r>
+        <w:rPr>
+          <w:rFonts w:ascii="Times New Roman" w:hAnsi="Times New Roman" w:cs="Times New Roman"/>
+          <w:lang w:val="ru-BY"/>
+        </w:rPr>
+        <w:t>order_line_repo.save</w:t>
+      </w:r>
+      <w:proofErr w:type="spellEnd"/>
+      <w:r>
+        <w:rPr>
+          <w:rFonts w:ascii="Times New Roman" w:hAnsi="Times New Roman" w:cs="Times New Roman"/>
+          <w:lang w:val="ru-BY"/>
+        </w:rPr>
+        <w:t>(</w:t>
+      </w:r>
+      <w:proofErr w:type="spellStart"/>
+      <w:r>
+        <w:rPr>
+          <w:rFonts w:ascii="Times New Roman" w:hAnsi="Times New Roman" w:cs="Times New Roman"/>
+          <w:lang w:val="ru-BY"/>
+        </w:rPr>
+        <w:t>line</w:t>
+      </w:r>
+      <w:proofErr w:type="spellEnd"/>
+      <w:r>
+        <w:rPr>
+          <w:rFonts w:ascii="Times New Roman" w:hAnsi="Times New Roman" w:cs="Times New Roman"/>
+          <w:lang w:val="ru-BY"/>
+        </w:rPr>
+        <w:t xml:space="preserve">)                   # Неправильно (нет репозитория для </w:t>
+      </w:r>
+      <w:proofErr w:type="spellStart"/>
+      <w:r>
+        <w:rPr>
+          <w:rFonts w:ascii="Times New Roman" w:hAnsi="Times New Roman" w:cs="Times New Roman"/>
+          <w:lang w:val="ru-BY"/>
+        </w:rPr>
+        <w:t>OrderLine</w:t>
+      </w:r>
+      <w:proofErr w:type="spellEnd"/>
+      <w:r>
+        <w:rPr>
+          <w:rFonts w:ascii="Times New Roman" w:hAnsi="Times New Roman" w:cs="Times New Roman"/>
+          <w:lang w:val="ru-BY"/>
+        </w:rPr>
+        <w:t>)</w:t>
+      </w:r>
+    </w:p>
+    <w:p>
+      <w:pPr>
+        <w:numPr>
+          <w:ilvl w:val="0"/>
+          <w:numId w:val="1"/>
+        </w:numPr>
+        <w:rPr>
+          <w:rFonts w:ascii="Times New Roman" w:hAnsi="Times New Roman" w:cs="Times New Roman"/>
+          <w:lang w:val="ru-BY"/>
+        </w:rPr>
+      </w:pPr>
+      <w:r>
+        <w:rPr>
+          <w:rFonts w:ascii="Times New Roman" w:hAnsi="Times New Roman" w:cs="Times New Roman"/>
+          <w:b/>
+          <w:bCs/>
+          <w:lang w:val="ru-BY"/>
+        </w:rPr>
+        <w:t>Инварианты защищаются агрегатом:</w:t>
+      </w:r>
+    </w:p>
+    <w:p>
+      <w:pPr>
+        <w:rPr>
+          <w:rFonts w:ascii="Times New Roman" w:hAnsi="Times New Roman" w:cs="Times New Roman"/>
+          <w:lang w:val="ru-BY"/>
+        </w:rPr>
+      </w:pPr>
+      <w:proofErr w:type="spellStart"/>
+      <w:r>
+        <w:rPr>
+          <w:rFonts w:ascii="Times New Roman" w:hAnsi="Times New Roman" w:cs="Times New Roman"/>
+          <w:lang w:val="ru-BY"/>
+        </w:rPr>
+        <w:t>python</w:t>
+      </w:r>
+      <w:proofErr w:type="spellEnd"/>
+    </w:p>
+    <w:p>
+      <w:pPr>
+        <w:rPr>
+          <w:rFonts w:ascii="Times New Roman" w:hAnsi="Times New Roman" w:cs="Times New Roman"/>
+          <w:lang w:val="ru-BY"/>
+        </w:rPr>
+      </w:pPr>
+      <w:r>
+        <w:rPr>
+          <w:rFonts w:ascii="Times New Roman" w:hAnsi="Times New Roman" w:cs="Times New Roman"/>
+          <w:lang w:val="ru-BY"/>
+        </w:rPr>
+        <w:t xml:space="preserve"># Инвариант "сумма заказа = сумме позиций" проверяется в </w:t>
+      </w:r>
+      <w:proofErr w:type="spellStart"/>
+      <w:r>
+        <w:rPr>
+          <w:rFonts w:ascii="Times New Roman" w:hAnsi="Times New Roman" w:cs="Times New Roman"/>
+          <w:lang w:val="ru-BY"/>
+        </w:rPr>
+        <w:t>Order</w:t>
+      </w:r>
+      <w:proofErr w:type="spellEnd"/>
+    </w:p>
+    <w:p>
+      <w:pPr>
+        <w:rPr>
+          <w:rFonts w:ascii="Times New Roman" w:hAnsi="Times New Roman" w:cs="Times New Roman"/>
+          <w:lang w:val="ru-BY"/>
+        </w:rPr>
+      </w:pPr>
+      <w:proofErr w:type="spellStart"/>
+      <w:r>
+        <w:rPr>
+          <w:rFonts w:ascii="Times New Roman" w:hAnsi="Times New Roman" w:cs="Times New Roman"/>
+          <w:lang w:val="ru-BY"/>
+        </w:rPr>
+        <w:t>def</w:t>
+      </w:r>
+      <w:proofErr w:type="spellEnd"/>
+      <w:r>
+        <w:rPr>
+          <w:rFonts w:ascii="Times New Roman" w:hAnsi="Times New Roman" w:cs="Times New Roman"/>
+          <w:lang w:val="ru-BY"/>
+        </w:rPr>
+        <w:t xml:space="preserve"> </w:t>
+      </w:r>
+      <w:proofErr w:type="spellStart"/>
+      <w:r>
+        <w:rPr>
+          <w:rFonts w:ascii="Times New Roman" w:hAnsi="Times New Roman" w:cs="Times New Roman"/>
+          <w:lang w:val="ru-BY"/>
+        </w:rPr>
+        <w:t>add_line</w:t>
+      </w:r>
+      <w:proofErr w:type="spellEnd"/>
+      <w:r>
+        <w:rPr>
+          <w:rFonts w:ascii="Times New Roman" w:hAnsi="Times New Roman" w:cs="Times New Roman"/>
+          <w:lang w:val="ru-BY"/>
+        </w:rPr>
+        <w:t>(</w:t>
+      </w:r>
+      <w:proofErr w:type="spellStart"/>
+      <w:r>
+        <w:rPr>
+          <w:rFonts w:ascii="Times New Roman" w:hAnsi="Times New Roman" w:cs="Times New Roman"/>
+          <w:lang w:val="ru-BY"/>
+        </w:rPr>
+        <w:t>self</w:t>
+      </w:r>
+      <w:proofErr w:type="spellEnd"/>
+      <w:r>
+        <w:rPr>
+          <w:rFonts w:ascii="Times New Roman" w:hAnsi="Times New Roman" w:cs="Times New Roman"/>
+          <w:lang w:val="ru-BY"/>
+        </w:rPr>
+        <w:t xml:space="preserve">, </w:t>
+      </w:r>
+      <w:proofErr w:type="spellStart"/>
+      <w:r>
+        <w:rPr>
+          <w:rFonts w:ascii="Times New Roman" w:hAnsi="Times New Roman" w:cs="Times New Roman"/>
+          <w:lang w:val="ru-BY"/>
+        </w:rPr>
+        <w:t>line</w:t>
+      </w:r>
+      <w:proofErr w:type="spellEnd"/>
+      <w:r>
+        <w:rPr>
+          <w:rFonts w:ascii="Times New Roman" w:hAnsi="Times New Roman" w:cs="Times New Roman"/>
+          <w:lang w:val="ru-BY"/>
+        </w:rPr>
+        <w:t>):</w:t>
+      </w:r>
+    </w:p>
+    <w:p>
+      <w:pPr>
+        <w:rPr>
+          <w:rFonts w:ascii="Times New Roman" w:hAnsi="Times New Roman" w:cs="Times New Roman"/>
+          <w:lang w:val="ru-BY"/>
+        </w:rPr>
+      </w:pPr>
+      <w:r>
+        <w:rPr>
+          <w:rFonts w:ascii="Times New Roman" w:hAnsi="Times New Roman" w:cs="Times New Roman"/>
+          <w:lang w:val="ru-BY"/>
+        </w:rPr>
+        <w:t xml:space="preserve">    </w:t>
+      </w:r>
+      <w:proofErr w:type="spellStart"/>
+      <w:r>
+        <w:rPr>
+          <w:rFonts w:ascii="Times New Roman" w:hAnsi="Times New Roman" w:cs="Times New Roman"/>
+          <w:lang w:val="ru-BY"/>
+        </w:rPr>
+        <w:t>if</w:t>
+      </w:r>
+      <w:proofErr w:type="spellEnd"/>
+      <w:r>
+        <w:rPr>
+          <w:rFonts w:ascii="Times New Roman" w:hAnsi="Times New Roman" w:cs="Times New Roman"/>
+          <w:lang w:val="ru-BY"/>
+        </w:rPr>
+        <w:t xml:space="preserve"> </w:t>
+      </w:r>
+      <w:proofErr w:type="spellStart"/>
+      <w:r>
+        <w:rPr>
+          <w:rFonts w:ascii="Times New Roman" w:hAnsi="Times New Roman" w:cs="Times New Roman"/>
+          <w:lang w:val="ru-BY"/>
+        </w:rPr>
+        <w:t>len</w:t>
+      </w:r>
+      <w:proofErr w:type="spellEnd"/>
+      <w:r>
+        <w:rPr>
+          <w:rFonts w:ascii="Times New Roman" w:hAnsi="Times New Roman" w:cs="Times New Roman"/>
+          <w:lang w:val="ru-BY"/>
+        </w:rPr>
+        <w:t>(</w:t>
+      </w:r>
+      <w:proofErr w:type="spellStart"/>
+      <w:r>
+        <w:rPr>
+          <w:rFonts w:ascii="Times New Roman" w:hAnsi="Times New Roman" w:cs="Times New Roman"/>
+          <w:lang w:val="ru-BY"/>
+        </w:rPr>
+        <w:t>self.lines</w:t>
+      </w:r>
+      <w:proofErr w:type="spellEnd"/>
+      <w:r>
+        <w:rPr>
+          <w:rFonts w:ascii="Times New Roman" w:hAnsi="Times New Roman" w:cs="Times New Roman"/>
+          <w:lang w:val="ru-BY"/>
+        </w:rPr>
+        <w:t>) &gt;= MAX_ORDER_LINES:  # Инвариант агрегата</w:t>
+      </w:r>
+    </w:p>
+    <w:p>
+      <w:pPr>
+        <w:rPr>
+          <w:rFonts w:ascii="Times New Roman" w:hAnsi="Times New Roman" w:cs="Times New Roman"/>
+          <w:lang w:val="ru-BY"/>
+        </w:rPr>
+      </w:pPr>
+      <w:r>
+        <w:rPr>
+          <w:rFonts w:ascii="Times New Roman" w:hAnsi="Times New Roman" w:cs="Times New Roman"/>
+          <w:lang w:val="ru-BY"/>
+        </w:rPr>
+        <w:t xml:space="preserve">        </w:t>
+      </w:r>
+      <w:proofErr w:type="spellStart"/>
+      <w:r>
+        <w:rPr>
+          <w:rFonts w:ascii="Times New Roman" w:hAnsi="Times New Roman" w:cs="Times New Roman"/>
+          <w:lang w:val="ru-BY"/>
+        </w:rPr>
+        <w:t>raise</w:t>
+      </w:r>
+      <w:proofErr w:type="spellEnd"/>
+      <w:r>
+        <w:rPr>
+          <w:rFonts w:ascii="Times New Roman" w:hAnsi="Times New Roman" w:cs="Times New Roman"/>
+          <w:lang w:val="ru-BY"/>
+        </w:rPr>
+        <w:t xml:space="preserve"> </w:t>
+      </w:r>
+      <w:proofErr w:type="spellStart"/>
+      <w:r>
+        <w:rPr>
+          <w:rFonts w:ascii="Times New Roman" w:hAnsi="Times New Roman" w:cs="Times New Roman"/>
+          <w:lang w:val="ru-BY"/>
+        </w:rPr>
+        <w:t>OrderLimitExceededException</w:t>
+      </w:r>
+      <w:proofErr w:type="spellEnd"/>
+      <w:r>
+        <w:rPr>
+          <w:rFonts w:ascii="Times New Roman" w:hAnsi="Times New Roman" w:cs="Times New Roman"/>
+          <w:lang w:val="ru-BY"/>
+        </w:rPr>
+        <w:t>()</w:t>
+      </w:r>
+    </w:p>
+    <w:p>
+      <w:pPr>
+        <w:rPr>
+          <w:rFonts w:ascii="Times New Roman" w:hAnsi="Times New Roman" w:cs="Times New Roman"/>
+          <w:lang w:val="ru-BY"/>
+        </w:rPr>
+      </w:pPr>
+      <w:r>
+        <w:rPr>
+          <w:rFonts w:ascii="Times New Roman" w:hAnsi="Times New Roman" w:cs="Times New Roman"/>
+          <w:lang w:val="ru-BY"/>
+        </w:rPr>
+        <w:t xml:space="preserve">    </w:t>
+      </w:r>
+      <w:proofErr w:type="spellStart"/>
+      <w:r>
+        <w:rPr>
+          <w:rFonts w:ascii="Times New Roman" w:hAnsi="Times New Roman" w:cs="Times New Roman"/>
+          <w:lang w:val="ru-BY"/>
+        </w:rPr>
+        <w:t>self.lines.append</w:t>
+      </w:r>
+      <w:proofErr w:type="spellEnd"/>
+      <w:r>
+        <w:rPr>
+          <w:rFonts w:ascii="Times New Roman" w:hAnsi="Times New Roman" w:cs="Times New Roman"/>
+          <w:lang w:val="ru-BY"/>
+        </w:rPr>
+        <w:t>(</w:t>
+      </w:r>
+      <w:proofErr w:type="spellStart"/>
+      <w:r>
+        <w:rPr>
+          <w:rFonts w:ascii="Times New Roman" w:hAnsi="Times New Roman" w:cs="Times New Roman"/>
+          <w:lang w:val="ru-BY"/>
+        </w:rPr>
+        <w:t>line</w:t>
+      </w:r>
+      <w:proofErr w:type="spellEnd"/>
+      <w:r>
+        <w:rPr>
+          <w:rFonts w:ascii="Times New Roman" w:hAnsi="Times New Roman" w:cs="Times New Roman"/>
+          <w:lang w:val="ru-BY"/>
+        </w:rPr>
+        <w:t>)</w:t>
+      </w:r>
+    </w:p>
+    <w:p>
+      <w:pPr>
+        <w:rPr>
+          <w:rFonts w:ascii="Times New Roman" w:hAnsi="Times New Roman" w:cs="Times New Roman"/>
+          <w:lang w:val="ru-BY"/>
+        </w:rPr>
+      </w:pPr>
+      <w:r>
+        <w:rPr>
+          <w:rFonts w:ascii="Times New Roman" w:hAnsi="Times New Roman" w:cs="Times New Roman"/>
+          <w:b/>
+          <w:bCs/>
+          <w:lang w:val="ru-BY"/>
+        </w:rPr>
+        <w:t>Аналогия:</w:t>
+      </w:r>
+      <w:r>
+        <w:rPr>
+          <w:rFonts w:ascii="Times New Roman" w:hAnsi="Times New Roman" w:cs="Times New Roman"/>
+          <w:lang w:val="ru-BY"/>
+        </w:rPr>
+        <w:t> </w:t>
+      </w:r>
+      <w:proofErr w:type="spellStart"/>
+      <w:r>
+        <w:rPr>
+          <w:rFonts w:ascii="Times New Roman" w:hAnsi="Times New Roman" w:cs="Times New Roman"/>
+          <w:lang w:val="ru-BY"/>
+        </w:rPr>
+        <w:t>OrderLine</w:t>
+      </w:r>
+      <w:proofErr w:type="spellEnd"/>
+      <w:r>
+        <w:rPr>
+          <w:rFonts w:ascii="Times New Roman" w:hAnsi="Times New Roman" w:cs="Times New Roman"/>
+          <w:lang w:val="ru-BY"/>
+        </w:rPr>
+        <w:t xml:space="preserve"> = страница в книге. Нельзя взять отдельную страницу в библиотеке, только всю книгу (</w:t>
+      </w:r>
+      <w:proofErr w:type="spellStart"/>
+      <w:r>
+        <w:rPr>
+          <w:rFonts w:ascii="Times New Roman" w:hAnsi="Times New Roman" w:cs="Times New Roman"/>
+          <w:lang w:val="ru-BY"/>
+        </w:rPr>
+        <w:t>Order</w:t>
+      </w:r>
+      <w:proofErr w:type="spellEnd"/>
+      <w:r>
+        <w:rPr>
+          <w:rFonts w:ascii="Times New Roman" w:hAnsi="Times New Roman" w:cs="Times New Roman"/>
+          <w:lang w:val="ru-BY"/>
+        </w:rPr>
+        <w:t>).</w:t>
+      </w:r>
+    </w:p>
+    <w:p>
+      <w:pPr>
+        <w:rPr>
+          <w:rFonts w:ascii="Times New Roman" w:hAnsi="Times New Roman" w:cs="Times New Roman"/>
+          <w:lang w:val="ru-BY"/>
+        </w:rPr>
+      </w:pPr>
+      <w:r>
+        <w:rPr>
+          <w:rFonts w:ascii="Times New Roman" w:hAnsi="Times New Roman" w:cs="Times New Roman"/>
+          <w:b/>
+          <w:bCs/>
+          <w:lang w:val="ru-BY"/>
+        </w:rPr>
+        <w:lastRenderedPageBreak/>
+        <w:t>В нашем сервисе:</w:t>
+      </w:r>
+      <w:r>
+        <w:rPr>
+          <w:rFonts w:ascii="Times New Roman" w:hAnsi="Times New Roman" w:cs="Times New Roman"/>
+          <w:lang w:val="ru-BY"/>
+        </w:rPr>
+        <w:t xml:space="preserve"> книга внутри полки — часть агрегата </w:t>
+      </w:r>
+      <w:proofErr w:type="spellStart"/>
+      <w:r>
+        <w:rPr>
+          <w:rFonts w:ascii="Times New Roman" w:hAnsi="Times New Roman" w:cs="Times New Roman"/>
+          <w:lang w:val="ru-BY"/>
+        </w:rPr>
+        <w:t>Shelf</w:t>
+      </w:r>
+      <w:proofErr w:type="spellEnd"/>
+      <w:r>
+        <w:rPr>
+          <w:rFonts w:ascii="Times New Roman" w:hAnsi="Times New Roman" w:cs="Times New Roman"/>
+          <w:lang w:val="ru-BY"/>
+        </w:rPr>
+        <w:t>. Нельзя изменить книгу в обход полки (нужно вызывать </w:t>
+      </w:r>
+      <w:proofErr w:type="spellStart"/>
+      <w:r>
+        <w:rPr>
+          <w:rFonts w:ascii="Times New Roman" w:hAnsi="Times New Roman" w:cs="Times New Roman"/>
+          <w:lang w:val="ru-BY"/>
+        </w:rPr>
+        <w:t>shelf.add_book</w:t>
+      </w:r>
+      <w:proofErr w:type="spellEnd"/>
+      <w:r>
+        <w:rPr>
+          <w:rFonts w:ascii="Times New Roman" w:hAnsi="Times New Roman" w:cs="Times New Roman"/>
+          <w:lang w:val="ru-BY"/>
+        </w:rPr>
+        <w:t>()).</w:t>
+      </w:r>
+    </w:p>
+    <w:p>
+      <w:pPr>
+        <w:rPr>
+          <w:rFonts w:ascii="Times New Roman" w:hAnsi="Times New Roman" w:cs="Times New Roman"/>
+          <w:b/>
+          <w:bCs/>
+          <w:lang w:val="ru-BY"/>
+        </w:rPr>
+      </w:pPr>
+      <w:r>
+        <w:rPr>
+          <w:rFonts w:ascii="Times New Roman" w:hAnsi="Times New Roman" w:cs="Times New Roman"/>
+          <w:b/>
+          <w:bCs/>
+          <w:lang w:val="ru-BY"/>
+        </w:rPr>
+        <w:t>3. Что произойдёт, если нарушить инвариант агрегата?</w:t>
+      </w:r>
+    </w:p>
+    <w:p>
+      <w:pPr>
+        <w:rPr>
+          <w:rFonts w:ascii="Times New Roman" w:hAnsi="Times New Roman" w:cs="Times New Roman"/>
+          <w:lang w:val="ru-BY"/>
+        </w:rPr>
+      </w:pPr>
+      <w:r>
+        <w:rPr>
+          <w:rFonts w:ascii="Times New Roman" w:hAnsi="Times New Roman" w:cs="Times New Roman"/>
+          <w:b/>
+          <w:bCs/>
+          <w:lang w:val="ru-BY"/>
+        </w:rPr>
+        <w:t>Инвариант</w:t>
+      </w:r>
+      <w:r>
+        <w:rPr>
+          <w:rFonts w:ascii="Times New Roman" w:hAnsi="Times New Roman" w:cs="Times New Roman"/>
+          <w:lang w:val="ru-BY"/>
+        </w:rPr>
+        <w:t> — бизнес-правило, которое всегда должно быть истинным.</w:t>
+      </w:r>
+    </w:p>
+    <w:p>
+      <w:pPr>
+        <w:rPr>
+          <w:rFonts w:ascii="Times New Roman" w:hAnsi="Times New Roman" w:cs="Times New Roman"/>
+          <w:lang w:val="ru-BY"/>
+        </w:rPr>
+      </w:pPr>
+      <w:r>
+        <w:rPr>
+          <w:rFonts w:ascii="Times New Roman" w:hAnsi="Times New Roman" w:cs="Times New Roman"/>
+          <w:b/>
+          <w:bCs/>
+          <w:lang w:val="ru-BY"/>
+        </w:rPr>
+        <w:t>Примеры нарушения и последствий:</w:t>
+      </w:r>
+    </w:p>
+    <w:tbl>
+      <w:tblPr>
+        <w:tblW w:w="11280" w:type="dxa"/>
+        <w:tblBorders>
+          <w:top w:val="single" w:sz="4" w:space="0" w:color="auto"/>
+          <w:left w:val="single" w:sz="4" w:space="0" w:color="auto"/>
+          <w:bottom w:val="single" w:sz="4" w:space="0" w:color="auto"/>
+          <w:right w:val="single" w:sz="4" w:space="0" w:color="auto"/>
+          <w:insideH w:val="single" w:sz="4" w:space="0" w:color="auto"/>
+          <w:insideV w:val="single" w:sz="4" w:space="0" w:color="auto"/>
+        </w:tblBorders>
+        <w:tblCellMar>
+          <w:top w:w="15" w:type="dxa"/>
+          <w:left w:w="15" w:type="dxa"/>
+          <w:bottom w:w="15" w:type="dxa"/>
+          <w:right w:w="15" w:type="dxa"/>
+        </w:tblCellMar>
+        <w:tblLook w:val="04A0" w:firstRow="1" w:lastRow="0" w:firstColumn="1" w:lastColumn="0" w:noHBand="0" w:noVBand="1"/>
+      </w:tblPr>
+      <w:tblGrid>
+        <w:gridCol w:w="3480"/>
+        <w:gridCol w:w="2540"/>
+        <w:gridCol w:w="5260"/>
+      </w:tblGrid>
+      <w:tr>
+        <w:trPr>
+          <w:tblHeader/>
+        </w:trPr>
+        <w:tc>
+          <w:tcPr>
+            <w:tcW w:w="0" w:type="auto"/>
+            <w:tcMar>
+              <w:top w:w="150" w:type="dxa"/>
+              <w:left w:w="0" w:type="dxa"/>
+              <w:bottom w:w="150" w:type="dxa"/>
+              <w:right w:w="240" w:type="dxa"/>
+            </w:tcMar>
+            <w:vAlign w:val="center"/>
+            <w:hideMark/>
+          </w:tcPr>
+          <w:p>
+            <w:pPr>
+              <w:rPr>
+                <w:rFonts w:ascii="Times New Roman" w:hAnsi="Times New Roman" w:cs="Times New Roman"/>
+                <w:lang w:val="ru-BY"/>
+              </w:rPr>
+            </w:pPr>
+            <w:r>
+              <w:rPr>
+                <w:rFonts w:ascii="Times New Roman" w:hAnsi="Times New Roman" w:cs="Times New Roman"/>
+                <w:lang w:val="ru-BY"/>
+              </w:rPr>
+              <w:t>Инвариант</w:t>
+            </w:r>
+          </w:p>
+        </w:tc>
+        <w:tc>
+          <w:tcPr>
+            <w:tcW w:w="0" w:type="auto"/>
+            <w:tcMar>
+              <w:top w:w="150" w:type="dxa"/>
+              <w:left w:w="240" w:type="dxa"/>
+              <w:bottom w:w="150" w:type="dxa"/>
+              <w:right w:w="240" w:type="dxa"/>
+            </w:tcMar>
+            <w:vAlign w:val="center"/>
+            <w:hideMark/>
+          </w:tcPr>
+          <w:p>
+            <w:pPr>
+              <w:rPr>
+                <w:rFonts w:ascii="Times New Roman" w:hAnsi="Times New Roman" w:cs="Times New Roman"/>
+                <w:lang w:val="ru-BY"/>
+              </w:rPr>
+            </w:pPr>
+            <w:r>
+              <w:rPr>
+                <w:rFonts w:ascii="Times New Roman" w:hAnsi="Times New Roman" w:cs="Times New Roman"/>
+                <w:lang w:val="ru-BY"/>
+              </w:rPr>
+              <w:t>Нарушение</w:t>
+            </w:r>
+          </w:p>
+        </w:tc>
+        <w:tc>
+          <w:tcPr>
+            <w:tcW w:w="0" w:type="auto"/>
+            <w:tcMar>
+              <w:top w:w="150" w:type="dxa"/>
+              <w:left w:w="240" w:type="dxa"/>
+              <w:bottom w:w="150" w:type="dxa"/>
+              <w:right w:w="240" w:type="dxa"/>
+            </w:tcMar>
+            <w:vAlign w:val="center"/>
+            <w:hideMark/>
+          </w:tcPr>
+          <w:p>
+            <w:pPr>
+              <w:rPr>
+                <w:rFonts w:ascii="Times New Roman" w:hAnsi="Times New Roman" w:cs="Times New Roman"/>
+                <w:lang w:val="ru-BY"/>
+              </w:rPr>
+            </w:pPr>
+            <w:r>
+              <w:rPr>
+                <w:rFonts w:ascii="Times New Roman" w:hAnsi="Times New Roman" w:cs="Times New Roman"/>
+                <w:lang w:val="ru-BY"/>
+              </w:rPr>
+              <w:t>Последствие</w:t>
+            </w:r>
+          </w:p>
+        </w:tc>
+      </w:tr>
+      <w:tr>
+        <w:tc>
+          <w:tcPr>
+            <w:tcW w:w="0" w:type="auto"/>
+            <w:tcMar>
+              <w:top w:w="150" w:type="dxa"/>
+              <w:left w:w="0" w:type="dxa"/>
+              <w:bottom w:w="150" w:type="dxa"/>
+              <w:right w:w="240" w:type="dxa"/>
+            </w:tcMar>
+            <w:vAlign w:val="center"/>
+            <w:hideMark/>
+          </w:tcPr>
+          <w:p>
+            <w:pPr>
+              <w:rPr>
+                <w:rFonts w:ascii="Times New Roman" w:hAnsi="Times New Roman" w:cs="Times New Roman"/>
+                <w:lang w:val="ru-BY"/>
+              </w:rPr>
+            </w:pPr>
+            <w:r>
+              <w:rPr>
+                <w:rFonts w:ascii="Times New Roman" w:hAnsi="Times New Roman" w:cs="Times New Roman"/>
+                <w:lang w:val="ru-BY"/>
+              </w:rPr>
+              <w:t>Рейтинг от 1 до 5</w:t>
+            </w:r>
+          </w:p>
+        </w:tc>
+        <w:tc>
+          <w:tcPr>
+            <w:tcW w:w="0" w:type="auto"/>
+            <w:tcMar>
+              <w:top w:w="150" w:type="dxa"/>
+              <w:left w:w="240" w:type="dxa"/>
+              <w:bottom w:w="150" w:type="dxa"/>
+              <w:right w:w="240" w:type="dxa"/>
+            </w:tcMar>
+            <w:vAlign w:val="center"/>
+            <w:hideMark/>
+          </w:tcPr>
+          <w:p>
+            <w:pPr>
+              <w:rPr>
+                <w:rFonts w:ascii="Times New Roman" w:hAnsi="Times New Roman" w:cs="Times New Roman"/>
+                <w:lang w:val="ru-BY"/>
+              </w:rPr>
+            </w:pPr>
+            <w:proofErr w:type="spellStart"/>
+            <w:r>
+              <w:rPr>
+                <w:rFonts w:ascii="Times New Roman" w:hAnsi="Times New Roman" w:cs="Times New Roman"/>
+                <w:lang w:val="ru-BY"/>
+              </w:rPr>
+              <w:t>Rating</w:t>
+            </w:r>
+            <w:proofErr w:type="spellEnd"/>
+            <w:r>
+              <w:rPr>
+                <w:rFonts w:ascii="Times New Roman" w:hAnsi="Times New Roman" w:cs="Times New Roman"/>
+                <w:lang w:val="ru-BY"/>
+              </w:rPr>
+              <w:t>(11)</w:t>
+            </w:r>
+          </w:p>
+        </w:tc>
+        <w:tc>
+          <w:tcPr>
+            <w:tcW w:w="0" w:type="auto"/>
+            <w:tcMar>
+              <w:top w:w="150" w:type="dxa"/>
+              <w:left w:w="240" w:type="dxa"/>
+              <w:bottom w:w="150" w:type="dxa"/>
+              <w:right w:w="0" w:type="dxa"/>
+            </w:tcMar>
+            <w:vAlign w:val="center"/>
+            <w:hideMark/>
+          </w:tcPr>
+          <w:p>
+            <w:pPr>
+              <w:rPr>
+                <w:rFonts w:ascii="Times New Roman" w:hAnsi="Times New Roman" w:cs="Times New Roman"/>
+                <w:lang w:val="ru-BY"/>
+              </w:rPr>
+            </w:pPr>
+            <w:proofErr w:type="spellStart"/>
+            <w:r>
+              <w:rPr>
+                <w:rFonts w:ascii="Times New Roman" w:hAnsi="Times New Roman" w:cs="Times New Roman"/>
+                <w:lang w:val="ru-BY"/>
+              </w:rPr>
+              <w:t>ValueError</w:t>
+            </w:r>
+            <w:proofErr w:type="spellEnd"/>
+            <w:r>
+              <w:rPr>
+                <w:rFonts w:ascii="Times New Roman" w:hAnsi="Times New Roman" w:cs="Times New Roman"/>
+                <w:lang w:val="ru-BY"/>
+              </w:rPr>
+              <w:t>: "Рейтинг должен быть от 1 до 5"</w:t>
+            </w:r>
+          </w:p>
+        </w:tc>
+      </w:tr>
+      <w:tr>
+        <w:tc>
+          <w:tcPr>
+            <w:tcW w:w="0" w:type="auto"/>
+            <w:tcMar>
+              <w:top w:w="150" w:type="dxa"/>
+              <w:left w:w="0" w:type="dxa"/>
+              <w:bottom w:w="150" w:type="dxa"/>
+              <w:right w:w="240" w:type="dxa"/>
+            </w:tcMar>
+            <w:vAlign w:val="center"/>
+            <w:hideMark/>
+          </w:tcPr>
+          <w:p>
+            <w:pPr>
+              <w:rPr>
+                <w:rFonts w:ascii="Times New Roman" w:hAnsi="Times New Roman" w:cs="Times New Roman"/>
+                <w:lang w:val="ru-BY"/>
+              </w:rPr>
+            </w:pPr>
+            <w:r>
+              <w:rPr>
+                <w:rFonts w:ascii="Times New Roman" w:hAnsi="Times New Roman" w:cs="Times New Roman"/>
+                <w:lang w:val="ru-BY"/>
+              </w:rPr>
+              <w:t>Полка ≤ 100 книг</w:t>
+            </w:r>
+          </w:p>
+        </w:tc>
+        <w:tc>
+          <w:tcPr>
+            <w:tcW w:w="0" w:type="auto"/>
+            <w:tcMar>
+              <w:top w:w="150" w:type="dxa"/>
+              <w:left w:w="240" w:type="dxa"/>
+              <w:bottom w:w="150" w:type="dxa"/>
+              <w:right w:w="240" w:type="dxa"/>
+            </w:tcMar>
+            <w:vAlign w:val="center"/>
+            <w:hideMark/>
+          </w:tcPr>
+          <w:p>
+            <w:pPr>
+              <w:rPr>
+                <w:rFonts w:ascii="Times New Roman" w:hAnsi="Times New Roman" w:cs="Times New Roman"/>
+                <w:lang w:val="ru-BY"/>
+              </w:rPr>
+            </w:pPr>
+            <w:r>
+              <w:rPr>
+                <w:rFonts w:ascii="Times New Roman" w:hAnsi="Times New Roman" w:cs="Times New Roman"/>
+                <w:lang w:val="ru-BY"/>
+              </w:rPr>
+              <w:t>101-я книга</w:t>
+            </w:r>
+          </w:p>
+        </w:tc>
+        <w:tc>
+          <w:tcPr>
+            <w:tcW w:w="0" w:type="auto"/>
+            <w:tcMar>
+              <w:top w:w="150" w:type="dxa"/>
+              <w:left w:w="240" w:type="dxa"/>
+              <w:bottom w:w="150" w:type="dxa"/>
+              <w:right w:w="0" w:type="dxa"/>
+            </w:tcMar>
+            <w:vAlign w:val="center"/>
+            <w:hideMark/>
+          </w:tcPr>
+          <w:p>
+            <w:pPr>
+              <w:rPr>
+                <w:rFonts w:ascii="Times New Roman" w:hAnsi="Times New Roman" w:cs="Times New Roman"/>
+                <w:lang w:val="ru-BY"/>
+              </w:rPr>
+            </w:pPr>
+            <w:proofErr w:type="spellStart"/>
+            <w:r>
+              <w:rPr>
+                <w:rFonts w:ascii="Times New Roman" w:hAnsi="Times New Roman" w:cs="Times New Roman"/>
+                <w:lang w:val="ru-BY"/>
+              </w:rPr>
+              <w:t>ShelfFullException</w:t>
+            </w:r>
+            <w:proofErr w:type="spellEnd"/>
+            <w:r>
+              <w:rPr>
+                <w:rFonts w:ascii="Times New Roman" w:hAnsi="Times New Roman" w:cs="Times New Roman"/>
+                <w:lang w:val="ru-BY"/>
+              </w:rPr>
+              <w:t>: "Полка заполнена"</w:t>
+            </w:r>
+          </w:p>
+        </w:tc>
+      </w:tr>
+      <w:tr>
+        <w:tc>
+          <w:tcPr>
+            <w:tcW w:w="0" w:type="auto"/>
+            <w:tcMar>
+              <w:top w:w="150" w:type="dxa"/>
+              <w:left w:w="0" w:type="dxa"/>
+              <w:bottom w:w="150" w:type="dxa"/>
+              <w:right w:w="240" w:type="dxa"/>
+            </w:tcMar>
+            <w:vAlign w:val="center"/>
+            <w:hideMark/>
+          </w:tcPr>
+          <w:p>
+            <w:pPr>
+              <w:rPr>
+                <w:rFonts w:ascii="Times New Roman" w:hAnsi="Times New Roman" w:cs="Times New Roman"/>
+                <w:lang w:val="ru-BY"/>
+              </w:rPr>
+            </w:pPr>
+            <w:r>
+              <w:rPr>
+                <w:rFonts w:ascii="Times New Roman" w:hAnsi="Times New Roman" w:cs="Times New Roman"/>
+                <w:lang w:val="ru-BY"/>
+              </w:rPr>
+              <w:t>Нельзя дублировать книгу</w:t>
+            </w:r>
+          </w:p>
+        </w:tc>
+        <w:tc>
+          <w:tcPr>
+            <w:tcW w:w="0" w:type="auto"/>
+            <w:tcMar>
+              <w:top w:w="150" w:type="dxa"/>
+              <w:left w:w="240" w:type="dxa"/>
+              <w:bottom w:w="150" w:type="dxa"/>
+              <w:right w:w="240" w:type="dxa"/>
+            </w:tcMar>
+            <w:vAlign w:val="center"/>
+            <w:hideMark/>
+          </w:tcPr>
+          <w:p>
+            <w:pPr>
+              <w:rPr>
+                <w:rFonts w:ascii="Times New Roman" w:hAnsi="Times New Roman" w:cs="Times New Roman"/>
+                <w:lang w:val="ru-BY"/>
+              </w:rPr>
+            </w:pPr>
+            <w:r>
+              <w:rPr>
+                <w:rFonts w:ascii="Times New Roman" w:hAnsi="Times New Roman" w:cs="Times New Roman"/>
+                <w:lang w:val="ru-BY"/>
+              </w:rPr>
+              <w:t>Та же книга дважды</w:t>
+            </w:r>
+          </w:p>
+        </w:tc>
+        <w:tc>
+          <w:tcPr>
+            <w:tcW w:w="0" w:type="auto"/>
+            <w:tcMar>
+              <w:top w:w="150" w:type="dxa"/>
+              <w:left w:w="240" w:type="dxa"/>
+              <w:bottom w:w="150" w:type="dxa"/>
+              <w:right w:w="0" w:type="dxa"/>
+            </w:tcMar>
+            <w:vAlign w:val="center"/>
+            <w:hideMark/>
+          </w:tcPr>
+          <w:p>
+            <w:pPr>
+              <w:rPr>
+                <w:rFonts w:ascii="Times New Roman" w:hAnsi="Times New Roman" w:cs="Times New Roman"/>
+                <w:lang w:val="ru-BY"/>
+              </w:rPr>
+            </w:pPr>
+            <w:proofErr w:type="spellStart"/>
+            <w:r>
+              <w:rPr>
+                <w:rFonts w:ascii="Times New Roman" w:hAnsi="Times New Roman" w:cs="Times New Roman"/>
+                <w:lang w:val="ru-BY"/>
+              </w:rPr>
+              <w:t>BookAlreadyOnShelfException</w:t>
+            </w:r>
+            <w:proofErr w:type="spellEnd"/>
+          </w:p>
+        </w:tc>
+      </w:tr>
+      <w:tr>
+        <w:tc>
+          <w:tcPr>
+            <w:tcW w:w="0" w:type="auto"/>
+            <w:tcMar>
+              <w:top w:w="150" w:type="dxa"/>
+              <w:left w:w="0" w:type="dxa"/>
+              <w:bottom w:w="150" w:type="dxa"/>
+              <w:right w:w="240" w:type="dxa"/>
+            </w:tcMar>
+            <w:vAlign w:val="center"/>
+            <w:hideMark/>
+          </w:tcPr>
+          <w:p>
+            <w:pPr>
+              <w:rPr>
+                <w:rFonts w:ascii="Times New Roman" w:hAnsi="Times New Roman" w:cs="Times New Roman"/>
+                <w:lang w:val="ru-BY"/>
+              </w:rPr>
+            </w:pPr>
+            <w:r>
+              <w:rPr>
+                <w:rFonts w:ascii="Times New Roman" w:hAnsi="Times New Roman" w:cs="Times New Roman"/>
+                <w:lang w:val="ru-BY"/>
+              </w:rPr>
+              <w:t>Прочитанную нельзя в "Читаю"</w:t>
+            </w:r>
+          </w:p>
+        </w:tc>
+        <w:tc>
+          <w:tcPr>
+            <w:tcW w:w="0" w:type="auto"/>
+            <w:tcMar>
+              <w:top w:w="150" w:type="dxa"/>
+              <w:left w:w="240" w:type="dxa"/>
+              <w:bottom w:w="150" w:type="dxa"/>
+              <w:right w:w="240" w:type="dxa"/>
+            </w:tcMar>
+            <w:vAlign w:val="center"/>
+            <w:hideMark/>
+          </w:tcPr>
+          <w:p>
+            <w:pPr>
+              <w:rPr>
+                <w:rFonts w:ascii="Times New Roman" w:hAnsi="Times New Roman" w:cs="Times New Roman"/>
+                <w:lang w:val="ru-BY"/>
+              </w:rPr>
+            </w:pPr>
+            <w:proofErr w:type="spellStart"/>
+            <w:r>
+              <w:rPr>
+                <w:rFonts w:ascii="Times New Roman" w:hAnsi="Times New Roman" w:cs="Times New Roman"/>
+                <w:lang w:val="ru-BY"/>
+              </w:rPr>
+              <w:t>mark_as_reading</w:t>
+            </w:r>
+            <w:proofErr w:type="spellEnd"/>
+            <w:r>
+              <w:rPr>
+                <w:rFonts w:ascii="Times New Roman" w:hAnsi="Times New Roman" w:cs="Times New Roman"/>
+                <w:lang w:val="ru-BY"/>
+              </w:rPr>
+              <w:t>()</w:t>
+            </w:r>
+          </w:p>
+        </w:tc>
+        <w:tc>
+          <w:tcPr>
+            <w:tcW w:w="0" w:type="auto"/>
+            <w:tcMar>
+              <w:top w:w="150" w:type="dxa"/>
+              <w:left w:w="240" w:type="dxa"/>
+              <w:bottom w:w="150" w:type="dxa"/>
+              <w:right w:w="0" w:type="dxa"/>
+            </w:tcMar>
+            <w:vAlign w:val="center"/>
+            <w:hideMark/>
+          </w:tcPr>
+          <w:p>
+            <w:pPr>
+              <w:rPr>
+                <w:rFonts w:ascii="Times New Roman" w:hAnsi="Times New Roman" w:cs="Times New Roman"/>
+                <w:lang w:val="ru-BY"/>
+              </w:rPr>
+            </w:pPr>
+            <w:proofErr w:type="spellStart"/>
+            <w:r>
+              <w:rPr>
+                <w:rFonts w:ascii="Times New Roman" w:hAnsi="Times New Roman" w:cs="Times New Roman"/>
+                <w:lang w:val="ru-BY"/>
+              </w:rPr>
+              <w:t>ValueError</w:t>
+            </w:r>
+            <w:proofErr w:type="spellEnd"/>
+            <w:r>
+              <w:rPr>
+                <w:rFonts w:ascii="Times New Roman" w:hAnsi="Times New Roman" w:cs="Times New Roman"/>
+                <w:lang w:val="ru-BY"/>
+              </w:rPr>
+              <w:t>: "Нельзя вернуть прочитанную книгу"</w:t>
+            </w:r>
+          </w:p>
+        </w:tc>
+      </w:tr>
+    </w:tbl>
+    <w:p>
+      <w:pPr>
+        <w:rPr>
+          <w:rFonts w:ascii="Times New Roman" w:hAnsi="Times New Roman" w:cs="Times New Roman"/>
+          <w:b/>
+          <w:bCs/>
+          <w:lang w:val="ru-BY"/>
+        </w:rPr>
+      </w:pPr>
+      <w:r>
+        <w:rPr>
+          <w:rFonts w:ascii="Times New Roman" w:hAnsi="Times New Roman" w:cs="Times New Roman"/>
+          <w:b/>
+          <w:bCs/>
+          <w:lang w:val="ru-BY"/>
+        </w:rPr>
+        <w:t>4. Зачем регистрировать доменные события?</w:t>
+      </w:r>
+    </w:p>
+    <w:p>
+      <w:pPr>
+        <w:rPr>
+          <w:rFonts w:ascii="Times New Roman" w:hAnsi="Times New Roman" w:cs="Times New Roman"/>
+          <w:lang w:val="ru-BY"/>
+        </w:rPr>
+      </w:pPr>
+      <w:r>
+        <w:rPr>
+          <w:rFonts w:ascii="Times New Roman" w:hAnsi="Times New Roman" w:cs="Times New Roman"/>
+          <w:b/>
+          <w:bCs/>
+          <w:lang w:val="ru-BY"/>
+        </w:rPr>
+        <w:t>Доменные события</w:t>
+      </w:r>
+      <w:r>
+        <w:rPr>
+          <w:rFonts w:ascii="Times New Roman" w:hAnsi="Times New Roman" w:cs="Times New Roman"/>
+          <w:lang w:val="ru-BY"/>
+        </w:rPr>
+        <w:t> — запись о том, что произошло что-то важное в бизнес-логике.</w:t>
+      </w:r>
+    </w:p>
+    <w:p>
+      <w:pPr>
+        <w:rPr>
+          <w:rFonts w:ascii="Times New Roman" w:hAnsi="Times New Roman" w:cs="Times New Roman"/>
+          <w:lang w:val="ru-BY"/>
+        </w:rPr>
+      </w:pPr>
+      <w:r>
+        <w:rPr>
+          <w:rFonts w:ascii="Times New Roman" w:hAnsi="Times New Roman" w:cs="Times New Roman"/>
+          <w:b/>
+          <w:bCs/>
+          <w:lang w:val="ru-BY"/>
+        </w:rPr>
+        <w:t>5 причин регистрировать события:</w:t>
+      </w:r>
+    </w:p>
+    <w:p>
+      <w:pPr>
+        <w:numPr>
+          <w:ilvl w:val="0"/>
+          <w:numId w:val="2"/>
+        </w:numPr>
+        <w:rPr>
+          <w:rFonts w:ascii="Times New Roman" w:hAnsi="Times New Roman" w:cs="Times New Roman"/>
+          <w:lang w:val="ru-BY"/>
+        </w:rPr>
+      </w:pPr>
+      <w:r>
+        <w:rPr>
+          <w:rFonts w:ascii="Times New Roman" w:hAnsi="Times New Roman" w:cs="Times New Roman"/>
+          <w:b/>
+          <w:bCs/>
+          <w:lang w:val="ru-BY"/>
+        </w:rPr>
+        <w:t>Синхронизация сервисов:</w:t>
+      </w:r>
+    </w:p>
+    <w:p>
+      <w:pPr>
+        <w:numPr>
+          <w:ilvl w:val="0"/>
+          <w:numId w:val="2"/>
+        </w:numPr>
+        <w:rPr>
+          <w:rFonts w:ascii="Times New Roman" w:hAnsi="Times New Roman" w:cs="Times New Roman"/>
+          <w:lang w:val="ru-BY"/>
+        </w:rPr>
+      </w:pPr>
+      <w:r>
+        <w:rPr>
+          <w:rFonts w:ascii="Times New Roman" w:hAnsi="Times New Roman" w:cs="Times New Roman"/>
+          <w:b/>
+          <w:bCs/>
+          <w:lang w:val="ru-BY"/>
+        </w:rPr>
+        <w:t>Аудит и история:</w:t>
+      </w:r>
+    </w:p>
+    <w:p>
+      <w:pPr>
+        <w:numPr>
+          <w:ilvl w:val="0"/>
+          <w:numId w:val="2"/>
+        </w:numPr>
+        <w:rPr>
+          <w:rFonts w:ascii="Times New Roman" w:hAnsi="Times New Roman" w:cs="Times New Roman"/>
+          <w:lang w:val="ru-BY"/>
+        </w:rPr>
+      </w:pPr>
+      <w:r>
+        <w:rPr>
+          <w:rFonts w:ascii="Times New Roman" w:hAnsi="Times New Roman" w:cs="Times New Roman"/>
+          <w:b/>
+          <w:bCs/>
+          <w:lang w:val="ru-BY"/>
+        </w:rPr>
+        <w:t>Отложенные действия:</w:t>
+      </w:r>
+    </w:p>
+    <w:p>
+      <w:pPr>
+        <w:numPr>
+          <w:ilvl w:val="0"/>
+          <w:numId w:val="2"/>
+        </w:numPr>
+        <w:rPr>
+          <w:rFonts w:ascii="Times New Roman" w:hAnsi="Times New Roman" w:cs="Times New Roman"/>
+          <w:lang w:val="ru-BY"/>
+        </w:rPr>
+      </w:pPr>
+      <w:r>
+        <w:rPr>
+          <w:rFonts w:ascii="Times New Roman" w:hAnsi="Times New Roman" w:cs="Times New Roman"/>
+          <w:b/>
+          <w:bCs/>
+          <w:lang w:val="ru-BY"/>
+        </w:rPr>
+        <w:t xml:space="preserve">CQRS (обновление </w:t>
+      </w:r>
+      <w:proofErr w:type="spellStart"/>
+      <w:r>
+        <w:rPr>
+          <w:rFonts w:ascii="Times New Roman" w:hAnsi="Times New Roman" w:cs="Times New Roman"/>
+          <w:b/>
+          <w:bCs/>
+          <w:lang w:val="ru-BY"/>
+        </w:rPr>
+        <w:t>Read</w:t>
+      </w:r>
+      <w:proofErr w:type="spellEnd"/>
+      <w:r>
+        <w:rPr>
+          <w:rFonts w:ascii="Times New Roman" w:hAnsi="Times New Roman" w:cs="Times New Roman"/>
+          <w:b/>
+          <w:bCs/>
+          <w:lang w:val="ru-BY"/>
+        </w:rPr>
+        <w:t xml:space="preserve"> Model):</w:t>
+      </w:r>
+    </w:p>
+    <w:p>
+      <w:pPr>
+        <w:numPr>
+          <w:ilvl w:val="0"/>
+          <w:numId w:val="2"/>
+        </w:numPr>
+        <w:rPr>
+          <w:rFonts w:ascii="Times New Roman" w:hAnsi="Times New Roman" w:cs="Times New Roman"/>
+          <w:lang w:val="ru-BY"/>
+        </w:rPr>
+      </w:pPr>
+      <w:r>
+        <w:rPr>
+          <w:rFonts w:ascii="Times New Roman" w:hAnsi="Times New Roman" w:cs="Times New Roman"/>
+          <w:b/>
+          <w:bCs/>
+          <w:lang w:val="ru-BY"/>
+        </w:rPr>
+        <w:t>Отладка и мониторинг:</w:t>
+      </w:r>
+    </w:p>
+    <w:p>
+      <w:pPr>
+        <w:rPr>
+          <w:rFonts w:ascii="Times New Roman" w:hAnsi="Times New Roman" w:cs="Times New Roman"/>
+          <w:lang w:val="ru-BY"/>
+        </w:rPr>
+      </w:pPr>
+      <w:r>
+        <w:rPr>
+          <w:rFonts w:ascii="Times New Roman" w:hAnsi="Times New Roman" w:cs="Times New Roman"/>
+          <w:b/>
+          <w:bCs/>
+          <w:lang w:val="ru-BY"/>
+        </w:rPr>
+        <w:t>Без событий:</w:t>
+      </w:r>
+    </w:p>
+    <w:p>
+      <w:pPr>
+        <w:numPr>
+          <w:ilvl w:val="0"/>
+          <w:numId w:val="3"/>
+        </w:numPr>
+        <w:rPr>
+          <w:rFonts w:ascii="Times New Roman" w:hAnsi="Times New Roman" w:cs="Times New Roman"/>
+          <w:lang w:val="ru-BY"/>
+        </w:rPr>
+      </w:pPr>
+      <w:proofErr w:type="spellStart"/>
+      <w:r>
+        <w:rPr>
+          <w:rFonts w:ascii="Times New Roman" w:hAnsi="Times New Roman" w:cs="Times New Roman"/>
+          <w:lang w:val="ru-BY"/>
+        </w:rPr>
+        <w:t>Shelf</w:t>
+      </w:r>
+      <w:proofErr w:type="spellEnd"/>
+      <w:r>
+        <w:rPr>
+          <w:rFonts w:ascii="Times New Roman" w:hAnsi="Times New Roman" w:cs="Times New Roman"/>
+          <w:lang w:val="ru-BY"/>
+        </w:rPr>
+        <w:t xml:space="preserve"> Service не узнает о новой книге (счётчик не обновится)</w:t>
+      </w:r>
+    </w:p>
+    <w:p>
+      <w:pPr>
+        <w:numPr>
+          <w:ilvl w:val="0"/>
+          <w:numId w:val="3"/>
+        </w:numPr>
+        <w:rPr>
+          <w:rFonts w:ascii="Times New Roman" w:hAnsi="Times New Roman" w:cs="Times New Roman"/>
+          <w:lang w:val="ru-BY"/>
+        </w:rPr>
+      </w:pPr>
+      <w:r>
+        <w:rPr>
+          <w:rFonts w:ascii="Times New Roman" w:hAnsi="Times New Roman" w:cs="Times New Roman"/>
+          <w:lang w:val="ru-BY"/>
+        </w:rPr>
+        <w:t>Нет истории изменений (кто испортил данные?)</w:t>
+      </w:r>
+    </w:p>
+    <w:p>
+      <w:pPr>
+        <w:numPr>
+          <w:ilvl w:val="0"/>
+          <w:numId w:val="3"/>
+        </w:numPr>
+        <w:rPr>
+          <w:rFonts w:ascii="Times New Roman" w:hAnsi="Times New Roman" w:cs="Times New Roman"/>
+          <w:lang w:val="ru-BY"/>
+        </w:rPr>
+      </w:pPr>
+      <w:r>
+        <w:rPr>
+          <w:rFonts w:ascii="Times New Roman" w:hAnsi="Times New Roman" w:cs="Times New Roman"/>
+          <w:lang w:val="ru-BY"/>
+        </w:rPr>
+        <w:t>Связанные сервисы приходится вызывать напрямую (жёсткая связь)</w:t>
+      </w:r>
+    </w:p>
+    <w:p>
+      <w:pPr>
+        <w:rPr>
+          <w:rFonts w:ascii="Times New Roman" w:hAnsi="Times New Roman" w:cs="Times New Roman"/>
+          <w:lang w:val="ru-BY"/>
+        </w:rPr>
+      </w:pPr>
+    </w:p>
+    <w:p>
+      <w:pPr>
+        <w:rPr>
+          <w:rFonts w:ascii="Times New Roman" w:hAnsi="Times New Roman" w:cs="Times New Roman"/>
+          <w:b/>
+          <w:bCs/>
+          <w:lang w:val="ru-BY"/>
+        </w:rPr>
+      </w:pPr>
+      <w:r>
+        <w:rPr>
+          <w:rFonts w:ascii="Times New Roman" w:hAnsi="Times New Roman" w:cs="Times New Roman"/>
+          <w:b/>
+          <w:bCs/>
+          <w:lang w:val="ru-BY"/>
+        </w:rPr>
+        <w:t>5. Можно ли изменить Value Object после создания?</w:t>
+      </w:r>
+    </w:p>
+    <w:p>
+      <w:pPr>
+        <w:rPr>
+          <w:rFonts w:ascii="Times New Roman" w:hAnsi="Times New Roman" w:cs="Times New Roman"/>
+          <w:lang w:val="ru-BY"/>
+        </w:rPr>
+      </w:pPr>
+      <w:r>
+        <w:rPr>
+          <w:rFonts w:ascii="Times New Roman" w:hAnsi="Times New Roman" w:cs="Times New Roman"/>
+          <w:b/>
+          <w:bCs/>
+          <w:lang w:val="ru-BY"/>
+        </w:rPr>
+        <w:t xml:space="preserve">НЕТ. Value Object </w:t>
+      </w:r>
+      <w:proofErr w:type="spellStart"/>
+      <w:r>
+        <w:rPr>
+          <w:rFonts w:ascii="Times New Roman" w:hAnsi="Times New Roman" w:cs="Times New Roman"/>
+          <w:b/>
+          <w:bCs/>
+          <w:lang w:val="ru-BY"/>
+        </w:rPr>
+        <w:t>иммутабелен</w:t>
+      </w:r>
+      <w:proofErr w:type="spellEnd"/>
+      <w:r>
+        <w:rPr>
+          <w:rFonts w:ascii="Times New Roman" w:hAnsi="Times New Roman" w:cs="Times New Roman"/>
+          <w:b/>
+          <w:bCs/>
+          <w:lang w:val="ru-BY"/>
+        </w:rPr>
+        <w:t xml:space="preserve"> (неизменяем).</w:t>
+      </w:r>
+    </w:p>
+    <w:p>
+      <w:pPr>
+        <w:rPr>
+          <w:rFonts w:ascii="Times New Roman" w:hAnsi="Times New Roman" w:cs="Times New Roman"/>
+          <w:lang w:val="ru-BY"/>
+        </w:rPr>
+      </w:pPr>
+      <w:r>
+        <w:rPr>
+          <w:rFonts w:ascii="Times New Roman" w:hAnsi="Times New Roman" w:cs="Times New Roman"/>
+          <w:b/>
+          <w:bCs/>
+          <w:lang w:val="ru-BY"/>
+        </w:rPr>
+        <w:t>Почему нельзя:</w:t>
+      </w:r>
+    </w:p>
+    <w:p>
+      <w:pPr>
+        <w:rPr>
+          <w:rFonts w:ascii="Times New Roman" w:hAnsi="Times New Roman" w:cs="Times New Roman"/>
+          <w:lang w:val="ru-BY"/>
+        </w:rPr>
+      </w:pPr>
+      <w:proofErr w:type="spellStart"/>
+      <w:r>
+        <w:rPr>
+          <w:rFonts w:ascii="Times New Roman" w:hAnsi="Times New Roman" w:cs="Times New Roman"/>
+          <w:lang w:val="ru-BY"/>
+        </w:rPr>
+        <w:lastRenderedPageBreak/>
+        <w:t>python</w:t>
+      </w:r>
+      <w:proofErr w:type="spellEnd"/>
+    </w:p>
+    <w:p>
+      <w:pPr>
+        <w:rPr>
+          <w:rFonts w:ascii="Times New Roman" w:hAnsi="Times New Roman" w:cs="Times New Roman"/>
+          <w:lang w:val="ru-BY"/>
+        </w:rPr>
+      </w:pPr>
+      <w:proofErr w:type="spellStart"/>
+      <w:r>
+        <w:rPr>
+          <w:rFonts w:ascii="Times New Roman" w:hAnsi="Times New Roman" w:cs="Times New Roman"/>
+          <w:lang w:val="ru-BY"/>
+        </w:rPr>
+        <w:t>rating</w:t>
+      </w:r>
+      <w:proofErr w:type="spellEnd"/>
+      <w:r>
+        <w:rPr>
+          <w:rFonts w:ascii="Times New Roman" w:hAnsi="Times New Roman" w:cs="Times New Roman"/>
+          <w:lang w:val="ru-BY"/>
+        </w:rPr>
+        <w:t xml:space="preserve"> = </w:t>
+      </w:r>
+      <w:proofErr w:type="spellStart"/>
+      <w:r>
+        <w:rPr>
+          <w:rFonts w:ascii="Times New Roman" w:hAnsi="Times New Roman" w:cs="Times New Roman"/>
+          <w:lang w:val="ru-BY"/>
+        </w:rPr>
+        <w:t>Rating</w:t>
+      </w:r>
+      <w:proofErr w:type="spellEnd"/>
+      <w:r>
+        <w:rPr>
+          <w:rFonts w:ascii="Times New Roman" w:hAnsi="Times New Roman" w:cs="Times New Roman"/>
+          <w:lang w:val="ru-BY"/>
+        </w:rPr>
+        <w:t>(3)</w:t>
+      </w:r>
+    </w:p>
+    <w:p>
+      <w:pPr>
+        <w:rPr>
+          <w:rFonts w:ascii="Times New Roman" w:hAnsi="Times New Roman" w:cs="Times New Roman"/>
+          <w:lang w:val="ru-BY"/>
+        </w:rPr>
+      </w:pPr>
+      <w:proofErr w:type="spellStart"/>
+      <w:r>
+        <w:rPr>
+          <w:rFonts w:ascii="Times New Roman" w:hAnsi="Times New Roman" w:cs="Times New Roman"/>
+          <w:lang w:val="ru-BY"/>
+        </w:rPr>
+        <w:t>rating.value</w:t>
+      </w:r>
+      <w:proofErr w:type="spellEnd"/>
+      <w:r>
+        <w:rPr>
+          <w:rFonts w:ascii="Times New Roman" w:hAnsi="Times New Roman" w:cs="Times New Roman"/>
+          <w:lang w:val="ru-BY"/>
+        </w:rPr>
+        <w:t xml:space="preserve"> = 5  # </w:t>
+      </w:r>
+      <w:r>
+        <w:rPr>
+          <w:rFonts w:ascii="Segoe UI Emoji" w:hAnsi="Segoe UI Emoji" w:cs="Segoe UI Emoji"/>
+          <w:lang w:val="ru-BY"/>
+        </w:rPr>
+        <w:t>❌</w:t>
+      </w:r>
+      <w:r>
+        <w:rPr>
+          <w:rFonts w:ascii="Times New Roman" w:hAnsi="Times New Roman" w:cs="Times New Roman"/>
+          <w:lang w:val="ru-BY"/>
+        </w:rPr>
+        <w:t xml:space="preserve"> </w:t>
+      </w:r>
+      <w:proofErr w:type="spellStart"/>
+      <w:r>
+        <w:rPr>
+          <w:rFonts w:ascii="Times New Roman" w:hAnsi="Times New Roman" w:cs="Times New Roman"/>
+          <w:lang w:val="ru-BY"/>
+        </w:rPr>
+        <w:t>AttributeError</w:t>
+      </w:r>
+      <w:proofErr w:type="spellEnd"/>
+      <w:r>
+        <w:rPr>
+          <w:rFonts w:ascii="Times New Roman" w:hAnsi="Times New Roman" w:cs="Times New Roman"/>
+          <w:lang w:val="ru-BY"/>
+        </w:rPr>
+        <w:t xml:space="preserve">: </w:t>
+      </w:r>
+      <w:proofErr w:type="spellStart"/>
+      <w:r>
+        <w:rPr>
+          <w:rFonts w:ascii="Times New Roman" w:hAnsi="Times New Roman" w:cs="Times New Roman"/>
+          <w:lang w:val="ru-BY"/>
+        </w:rPr>
+        <w:t>can't</w:t>
+      </w:r>
+      <w:proofErr w:type="spellEnd"/>
+      <w:r>
+        <w:rPr>
+          <w:rFonts w:ascii="Times New Roman" w:hAnsi="Times New Roman" w:cs="Times New Roman"/>
+          <w:lang w:val="ru-BY"/>
+        </w:rPr>
+        <w:t xml:space="preserve"> </w:t>
+      </w:r>
+      <w:proofErr w:type="spellStart"/>
+      <w:r>
+        <w:rPr>
+          <w:rFonts w:ascii="Times New Roman" w:hAnsi="Times New Roman" w:cs="Times New Roman"/>
+          <w:lang w:val="ru-BY"/>
+        </w:rPr>
+        <w:t>set</w:t>
+      </w:r>
+      <w:proofErr w:type="spellEnd"/>
+      <w:r>
+        <w:rPr>
+          <w:rFonts w:ascii="Times New Roman" w:hAnsi="Times New Roman" w:cs="Times New Roman"/>
+          <w:lang w:val="ru-BY"/>
+        </w:rPr>
+        <w:t xml:space="preserve"> </w:t>
+      </w:r>
+      <w:proofErr w:type="spellStart"/>
+      <w:r>
+        <w:rPr>
+          <w:rFonts w:ascii="Times New Roman" w:hAnsi="Times New Roman" w:cs="Times New Roman"/>
+          <w:lang w:val="ru-BY"/>
+        </w:rPr>
+        <w:t>attribute</w:t>
+      </w:r>
+      <w:proofErr w:type="spellEnd"/>
+      <w:r>
+        <w:rPr>
+          <w:rFonts w:ascii="Times New Roman" w:hAnsi="Times New Roman" w:cs="Times New Roman"/>
+          <w:lang w:val="ru-BY"/>
+        </w:rPr>
+        <w:t xml:space="preserve"> (</w:t>
+      </w:r>
+      <w:proofErr w:type="spellStart"/>
+      <w:r>
+        <w:rPr>
+          <w:rFonts w:ascii="Times New Roman" w:hAnsi="Times New Roman" w:cs="Times New Roman"/>
+          <w:lang w:val="ru-BY"/>
+        </w:rPr>
+        <w:t>dataclass</w:t>
+      </w:r>
+      <w:proofErr w:type="spellEnd"/>
+      <w:r>
+        <w:rPr>
+          <w:rFonts w:ascii="Times New Roman" w:hAnsi="Times New Roman" w:cs="Times New Roman"/>
+          <w:lang w:val="ru-BY"/>
+        </w:rPr>
+        <w:t xml:space="preserve"> </w:t>
+      </w:r>
+      <w:proofErr w:type="spellStart"/>
+      <w:r>
+        <w:rPr>
+          <w:rFonts w:ascii="Times New Roman" w:hAnsi="Times New Roman" w:cs="Times New Roman"/>
+          <w:lang w:val="ru-BY"/>
+        </w:rPr>
+        <w:t>frozen</w:t>
+      </w:r>
+      <w:proofErr w:type="spellEnd"/>
+      <w:r>
+        <w:rPr>
+          <w:rFonts w:ascii="Times New Roman" w:hAnsi="Times New Roman" w:cs="Times New Roman"/>
+          <w:lang w:val="ru-BY"/>
+        </w:rPr>
+        <w:t>=True)</w:t>
+      </w:r>
+    </w:p>
+    <w:p>
+      <w:pPr>
+        <w:rPr>
+          <w:rFonts w:ascii="Times New Roman" w:hAnsi="Times New Roman" w:cs="Times New Roman"/>
+          <w:lang w:val="ru-BY"/>
+        </w:rPr>
+      </w:pPr>
+      <w:r>
+        <w:rPr>
+          <w:rFonts w:ascii="Times New Roman" w:hAnsi="Times New Roman" w:cs="Times New Roman"/>
+          <w:b/>
+          <w:bCs/>
+          <w:lang w:val="ru-BY"/>
+        </w:rPr>
+        <w:t>Как "изменить" Value Object:</w:t>
+      </w:r>
+    </w:p>
+    <w:p>
+      <w:pPr>
+        <w:rPr>
+          <w:rFonts w:ascii="Times New Roman" w:hAnsi="Times New Roman" w:cs="Times New Roman"/>
+          <w:lang w:val="ru-BY"/>
+        </w:rPr>
+      </w:pPr>
+      <w:proofErr w:type="spellStart"/>
+      <w:r>
+        <w:rPr>
+          <w:rFonts w:ascii="Times New Roman" w:hAnsi="Times New Roman" w:cs="Times New Roman"/>
+          <w:lang w:val="ru-BY"/>
+        </w:rPr>
+        <w:t>python</w:t>
+      </w:r>
+      <w:proofErr w:type="spellEnd"/>
+    </w:p>
+    <w:p>
+      <w:pPr>
+        <w:rPr>
+          <w:rFonts w:ascii="Times New Roman" w:hAnsi="Times New Roman" w:cs="Times New Roman"/>
+          <w:lang w:val="ru-BY"/>
+        </w:rPr>
+      </w:pPr>
+      <w:r>
+        <w:rPr>
+          <w:rFonts w:ascii="Times New Roman" w:hAnsi="Times New Roman" w:cs="Times New Roman"/>
+          <w:lang w:val="ru-BY"/>
+        </w:rPr>
+        <w:t># Вместо изменения — создаём НОВЫЙ объект</w:t>
+      </w:r>
+    </w:p>
+    <w:p>
+      <w:pPr>
+        <w:rPr>
+          <w:rFonts w:ascii="Times New Roman" w:hAnsi="Times New Roman" w:cs="Times New Roman"/>
+          <w:lang w:val="ru-BY"/>
+        </w:rPr>
+      </w:pPr>
+      <w:proofErr w:type="spellStart"/>
+      <w:r>
+        <w:rPr>
+          <w:rFonts w:ascii="Times New Roman" w:hAnsi="Times New Roman" w:cs="Times New Roman"/>
+          <w:lang w:val="ru-BY"/>
+        </w:rPr>
+        <w:t>old_rating</w:t>
+      </w:r>
+      <w:proofErr w:type="spellEnd"/>
+      <w:r>
+        <w:rPr>
+          <w:rFonts w:ascii="Times New Roman" w:hAnsi="Times New Roman" w:cs="Times New Roman"/>
+          <w:lang w:val="ru-BY"/>
+        </w:rPr>
+        <w:t xml:space="preserve"> = </w:t>
+      </w:r>
+      <w:proofErr w:type="spellStart"/>
+      <w:r>
+        <w:rPr>
+          <w:rFonts w:ascii="Times New Roman" w:hAnsi="Times New Roman" w:cs="Times New Roman"/>
+          <w:lang w:val="ru-BY"/>
+        </w:rPr>
+        <w:t>Rating</w:t>
+      </w:r>
+      <w:proofErr w:type="spellEnd"/>
+      <w:r>
+        <w:rPr>
+          <w:rFonts w:ascii="Times New Roman" w:hAnsi="Times New Roman" w:cs="Times New Roman"/>
+          <w:lang w:val="ru-BY"/>
+        </w:rPr>
+        <w:t>(3)</w:t>
+      </w:r>
+    </w:p>
+    <w:p>
+      <w:pPr>
+        <w:rPr>
+          <w:rFonts w:ascii="Times New Roman" w:hAnsi="Times New Roman" w:cs="Times New Roman"/>
+          <w:lang w:val="ru-BY"/>
+        </w:rPr>
+      </w:pPr>
+      <w:proofErr w:type="spellStart"/>
+      <w:r>
+        <w:rPr>
+          <w:rFonts w:ascii="Times New Roman" w:hAnsi="Times New Roman" w:cs="Times New Roman"/>
+          <w:lang w:val="ru-BY"/>
+        </w:rPr>
+        <w:t>new_rating</w:t>
+      </w:r>
+      <w:proofErr w:type="spellEnd"/>
+      <w:r>
+        <w:rPr>
+          <w:rFonts w:ascii="Times New Roman" w:hAnsi="Times New Roman" w:cs="Times New Roman"/>
+          <w:lang w:val="ru-BY"/>
+        </w:rPr>
+        <w:t xml:space="preserve"> = </w:t>
+      </w:r>
+      <w:proofErr w:type="spellStart"/>
+      <w:r>
+        <w:rPr>
+          <w:rFonts w:ascii="Times New Roman" w:hAnsi="Times New Roman" w:cs="Times New Roman"/>
+          <w:lang w:val="ru-BY"/>
+        </w:rPr>
+        <w:t>Rating</w:t>
+      </w:r>
+      <w:proofErr w:type="spellEnd"/>
+      <w:r>
+        <w:rPr>
+          <w:rFonts w:ascii="Times New Roman" w:hAnsi="Times New Roman" w:cs="Times New Roman"/>
+          <w:lang w:val="ru-BY"/>
+        </w:rPr>
+        <w:t>(5)  # Это новый объект, а не изменённый старый</w:t>
+      </w:r>
+    </w:p>
+    <w:p>
+      <w:pPr>
+        <w:rPr>
+          <w:rFonts w:ascii="Times New Roman" w:hAnsi="Times New Roman" w:cs="Times New Roman"/>
+          <w:lang w:val="ru-BY"/>
+        </w:rPr>
+      </w:pPr>
+    </w:p>
+    <w:p>
+      <w:pPr>
+        <w:rPr>
+          <w:rFonts w:ascii="Times New Roman" w:hAnsi="Times New Roman" w:cs="Times New Roman"/>
+          <w:lang w:val="ru-BY"/>
+        </w:rPr>
+      </w:pPr>
+      <w:proofErr w:type="spellStart"/>
+      <w:r>
+        <w:rPr>
+          <w:rFonts w:ascii="Times New Roman" w:hAnsi="Times New Roman" w:cs="Times New Roman"/>
+          <w:lang w:val="ru-BY"/>
+        </w:rPr>
+        <w:t>book</w:t>
+      </w:r>
+      <w:proofErr w:type="spellEnd"/>
+      <w:r>
+        <w:rPr>
+          <w:rFonts w:ascii="Times New Roman" w:hAnsi="Times New Roman" w:cs="Times New Roman"/>
+          <w:lang w:val="ru-BY"/>
+        </w:rPr>
+        <w:t xml:space="preserve"> = Book("B-1", "Тест", "Автор", "user-1")</w:t>
+      </w:r>
+    </w:p>
+    <w:p>
+      <w:pPr>
+        <w:rPr>
+          <w:rFonts w:ascii="Times New Roman" w:hAnsi="Times New Roman" w:cs="Times New Roman"/>
+          <w:lang w:val="ru-BY"/>
+        </w:rPr>
+      </w:pPr>
+      <w:proofErr w:type="spellStart"/>
+      <w:r>
+        <w:rPr>
+          <w:rFonts w:ascii="Times New Roman" w:hAnsi="Times New Roman" w:cs="Times New Roman"/>
+          <w:lang w:val="ru-BY"/>
+        </w:rPr>
+        <w:t>book</w:t>
+      </w:r>
+      <w:proofErr w:type="spellEnd"/>
+      <w:r>
+        <w:rPr>
+          <w:rFonts w:ascii="Times New Roman" w:hAnsi="Times New Roman" w:cs="Times New Roman"/>
+          <w:lang w:val="ru-BY"/>
+        </w:rPr>
+        <w:t>._</w:t>
+      </w:r>
+      <w:proofErr w:type="spellStart"/>
+      <w:r>
+        <w:rPr>
+          <w:rFonts w:ascii="Times New Roman" w:hAnsi="Times New Roman" w:cs="Times New Roman"/>
+          <w:lang w:val="ru-BY"/>
+        </w:rPr>
+        <w:t>rating</w:t>
+      </w:r>
+      <w:proofErr w:type="spellEnd"/>
+      <w:r>
+        <w:rPr>
+          <w:rFonts w:ascii="Times New Roman" w:hAnsi="Times New Roman" w:cs="Times New Roman"/>
+          <w:lang w:val="ru-BY"/>
+        </w:rPr>
+        <w:t xml:space="preserve"> = </w:t>
+      </w:r>
+      <w:proofErr w:type="spellStart"/>
+      <w:r>
+        <w:rPr>
+          <w:rFonts w:ascii="Times New Roman" w:hAnsi="Times New Roman" w:cs="Times New Roman"/>
+          <w:lang w:val="ru-BY"/>
+        </w:rPr>
+        <w:t>new_rating.value</w:t>
+      </w:r>
+      <w:proofErr w:type="spellEnd"/>
+      <w:r>
+        <w:rPr>
+          <w:rFonts w:ascii="Times New Roman" w:hAnsi="Times New Roman" w:cs="Times New Roman"/>
+          <w:lang w:val="ru-BY"/>
+        </w:rPr>
+        <w:t xml:space="preserve">  # В </w:t>
+      </w:r>
+      <w:proofErr w:type="spellStart"/>
+      <w:r>
+        <w:rPr>
+          <w:rFonts w:ascii="Times New Roman" w:hAnsi="Times New Roman" w:cs="Times New Roman"/>
+          <w:lang w:val="ru-BY"/>
+        </w:rPr>
+        <w:t>Entity</w:t>
+      </w:r>
+      <w:proofErr w:type="spellEnd"/>
+      <w:r>
+        <w:rPr>
+          <w:rFonts w:ascii="Times New Roman" w:hAnsi="Times New Roman" w:cs="Times New Roman"/>
+          <w:lang w:val="ru-BY"/>
+        </w:rPr>
+        <w:t xml:space="preserve"> меняем ссылку на новый Value Object</w:t>
+      </w:r>
+    </w:p>
+    <w:p>
+      <w:pPr>
+        <w:rPr>
+          <w:rFonts w:ascii="Times New Roman" w:hAnsi="Times New Roman" w:cs="Times New Roman"/>
+          <w:lang w:val="ru-BY"/>
+        </w:rPr>
+      </w:pPr>
+      <w:r>
+        <w:rPr>
+          <w:rFonts w:ascii="Times New Roman" w:hAnsi="Times New Roman" w:cs="Times New Roman"/>
+          <w:b/>
+          <w:bCs/>
+          <w:lang w:val="ru-BY"/>
+        </w:rPr>
+        <w:t>Пример из кода:</w:t>
+      </w:r>
+    </w:p>
+    <w:p>
+      <w:pPr>
+        <w:rPr>
+          <w:rFonts w:ascii="Times New Roman" w:hAnsi="Times New Roman" w:cs="Times New Roman"/>
+          <w:lang w:val="ru-BY"/>
+        </w:rPr>
+      </w:pPr>
+      <w:proofErr w:type="spellStart"/>
+      <w:r>
+        <w:rPr>
+          <w:rFonts w:ascii="Times New Roman" w:hAnsi="Times New Roman" w:cs="Times New Roman"/>
+          <w:lang w:val="ru-BY"/>
+        </w:rPr>
+        <w:t>python</w:t>
+      </w:r>
+      <w:proofErr w:type="spellEnd"/>
+    </w:p>
+    <w:p>
+      <w:pPr>
+        <w:rPr>
+          <w:rFonts w:ascii="Times New Roman" w:hAnsi="Times New Roman" w:cs="Times New Roman"/>
+          <w:lang w:val="ru-BY"/>
+        </w:rPr>
+      </w:pPr>
+      <w:r>
+        <w:rPr>
+          <w:rFonts w:ascii="Times New Roman" w:hAnsi="Times New Roman" w:cs="Times New Roman"/>
+          <w:lang w:val="ru-BY"/>
+        </w:rPr>
+        <w:t xml:space="preserve"># </w:t>
+      </w:r>
+      <w:proofErr w:type="spellStart"/>
+      <w:r>
+        <w:rPr>
+          <w:rFonts w:ascii="Times New Roman" w:hAnsi="Times New Roman" w:cs="Times New Roman"/>
+          <w:lang w:val="ru-BY"/>
+        </w:rPr>
+        <w:t>Author</w:t>
+      </w:r>
+      <w:proofErr w:type="spellEnd"/>
+      <w:r>
+        <w:rPr>
+          <w:rFonts w:ascii="Times New Roman" w:hAnsi="Times New Roman" w:cs="Times New Roman"/>
+          <w:lang w:val="ru-BY"/>
+        </w:rPr>
+        <w:t xml:space="preserve"> — Value Object, нельзя изменить имя автора</w:t>
+      </w:r>
+    </w:p>
+    <w:p>
+      <w:pPr>
+        <w:rPr>
+          <w:rFonts w:ascii="Times New Roman" w:hAnsi="Times New Roman" w:cs="Times New Roman"/>
+          <w:lang w:val="ru-BY"/>
+        </w:rPr>
+      </w:pPr>
+      <w:proofErr w:type="spellStart"/>
+      <w:r>
+        <w:rPr>
+          <w:rFonts w:ascii="Times New Roman" w:hAnsi="Times New Roman" w:cs="Times New Roman"/>
+          <w:lang w:val="ru-BY"/>
+        </w:rPr>
+        <w:t>author</w:t>
+      </w:r>
+      <w:proofErr w:type="spellEnd"/>
+      <w:r>
+        <w:rPr>
+          <w:rFonts w:ascii="Times New Roman" w:hAnsi="Times New Roman" w:cs="Times New Roman"/>
+          <w:lang w:val="ru-BY"/>
+        </w:rPr>
+        <w:t xml:space="preserve"> = </w:t>
+      </w:r>
+      <w:proofErr w:type="spellStart"/>
+      <w:r>
+        <w:rPr>
+          <w:rFonts w:ascii="Times New Roman" w:hAnsi="Times New Roman" w:cs="Times New Roman"/>
+          <w:lang w:val="ru-BY"/>
+        </w:rPr>
+        <w:t>Author</w:t>
+      </w:r>
+      <w:proofErr w:type="spellEnd"/>
+      <w:r>
+        <w:rPr>
+          <w:rFonts w:ascii="Times New Roman" w:hAnsi="Times New Roman" w:cs="Times New Roman"/>
+          <w:lang w:val="ru-BY"/>
+        </w:rPr>
+        <w:t>("Булгаков")</w:t>
+      </w:r>
+    </w:p>
+    <w:p>
+      <w:pPr>
+        <w:rPr>
+          <w:rFonts w:ascii="Times New Roman" w:hAnsi="Times New Roman" w:cs="Times New Roman"/>
+          <w:lang w:val="ru-BY"/>
+        </w:rPr>
+      </w:pPr>
+      <w:r>
+        <w:rPr>
+          <w:rFonts w:ascii="Times New Roman" w:hAnsi="Times New Roman" w:cs="Times New Roman"/>
+          <w:lang w:val="ru-BY"/>
+        </w:rPr>
+        <w:t xml:space="preserve">author.name = "Пушкин"  # </w:t>
+      </w:r>
+      <w:r>
+        <w:rPr>
+          <w:rFonts w:ascii="Segoe UI Emoji" w:hAnsi="Segoe UI Emoji" w:cs="Segoe UI Emoji"/>
+          <w:lang w:val="ru-BY"/>
+        </w:rPr>
+        <w:t>❌</w:t>
+      </w:r>
+      <w:r>
+        <w:rPr>
+          <w:rFonts w:ascii="Times New Roman" w:hAnsi="Times New Roman" w:cs="Times New Roman"/>
+          <w:lang w:val="ru-BY"/>
+        </w:rPr>
+        <w:t xml:space="preserve"> Ошибка! </w:t>
+      </w:r>
+      <w:proofErr w:type="spellStart"/>
+      <w:r>
+        <w:rPr>
+          <w:rFonts w:ascii="Times New Roman" w:hAnsi="Times New Roman" w:cs="Times New Roman"/>
+          <w:lang w:val="ru-BY"/>
+        </w:rPr>
+        <w:t>frozen</w:t>
+      </w:r>
+      <w:proofErr w:type="spellEnd"/>
+      <w:r>
+        <w:rPr>
+          <w:rFonts w:ascii="Times New Roman" w:hAnsi="Times New Roman" w:cs="Times New Roman"/>
+          <w:lang w:val="ru-BY"/>
+        </w:rPr>
+        <w:t>=True</w:t>
+      </w:r>
+    </w:p>
+    <w:p>
+      <w:pPr>
+        <w:rPr>
+          <w:rFonts w:ascii="Times New Roman" w:hAnsi="Times New Roman" w:cs="Times New Roman"/>
+          <w:lang w:val="ru-BY"/>
+        </w:rPr>
+      </w:pPr>
+    </w:p>
+    <w:p>
+      <w:pPr>
+        <w:rPr>
+          <w:rFonts w:ascii="Times New Roman" w:hAnsi="Times New Roman" w:cs="Times New Roman"/>
+          <w:lang w:val="ru-BY"/>
+        </w:rPr>
+      </w:pPr>
+      <w:r>
+        <w:rPr>
+          <w:rFonts w:ascii="Times New Roman" w:hAnsi="Times New Roman" w:cs="Times New Roman"/>
+          <w:lang w:val="ru-BY"/>
+        </w:rPr>
+        <w:t># Вместо этого:</w:t>
+      </w:r>
+    </w:p>
+    <w:p>
+      <w:pPr>
+        <w:rPr>
+          <w:rFonts w:ascii="Times New Roman" w:hAnsi="Times New Roman" w:cs="Times New Roman"/>
+          <w:lang w:val="ru-BY"/>
+        </w:rPr>
+      </w:pPr>
+      <w:proofErr w:type="spellStart"/>
+      <w:r>
+        <w:rPr>
+          <w:rFonts w:ascii="Times New Roman" w:hAnsi="Times New Roman" w:cs="Times New Roman"/>
+          <w:lang w:val="ru-BY"/>
+        </w:rPr>
+        <w:t>author</w:t>
+      </w:r>
+      <w:proofErr w:type="spellEnd"/>
+      <w:r>
+        <w:rPr>
+          <w:rFonts w:ascii="Times New Roman" w:hAnsi="Times New Roman" w:cs="Times New Roman"/>
+          <w:lang w:val="ru-BY"/>
+        </w:rPr>
+        <w:t xml:space="preserve"> = </w:t>
+      </w:r>
+      <w:proofErr w:type="spellStart"/>
+      <w:r>
+        <w:rPr>
+          <w:rFonts w:ascii="Times New Roman" w:hAnsi="Times New Roman" w:cs="Times New Roman"/>
+          <w:lang w:val="ru-BY"/>
+        </w:rPr>
+        <w:t>Author</w:t>
+      </w:r>
+      <w:proofErr w:type="spellEnd"/>
+      <w:r>
+        <w:rPr>
+          <w:rFonts w:ascii="Times New Roman" w:hAnsi="Times New Roman" w:cs="Times New Roman"/>
+          <w:lang w:val="ru-BY"/>
+        </w:rPr>
+        <w:t xml:space="preserve">("Пушкин")  # </w:t>
+      </w:r>
+      <w:r>
+        <w:rPr>
+          <w:rFonts w:ascii="Segoe UI Emoji" w:hAnsi="Segoe UI Emoji" w:cs="Segoe UI Emoji"/>
+          <w:lang w:val="ru-BY"/>
+        </w:rPr>
+        <w:t>✅</w:t>
+      </w:r>
+      <w:r>
+        <w:rPr>
+          <w:rFonts w:ascii="Times New Roman" w:hAnsi="Times New Roman" w:cs="Times New Roman"/>
+          <w:lang w:val="ru-BY"/>
+        </w:rPr>
+        <w:t xml:space="preserve"> Создаём новый Value Object</w:t>
+      </w:r>
+    </w:p>
+    <w:p>
+      <w:pPr>
+        <w:rPr>
+          <w:rFonts w:ascii="Times New Roman" w:hAnsi="Times New Roman" w:cs="Times New Roman"/>
+          <w:lang w:val="ru-BY"/>
+        </w:rPr>
+      </w:pPr>
+      <w:r>
+        <w:rPr>
+          <w:rFonts w:ascii="Times New Roman" w:hAnsi="Times New Roman" w:cs="Times New Roman"/>
+          <w:b/>
+          <w:bCs/>
+          <w:lang w:val="ru-BY"/>
+        </w:rPr>
+        <w:t xml:space="preserve">Зачем нужна </w:t>
+      </w:r>
+      <w:proofErr w:type="spellStart"/>
+      <w:r>
+        <w:rPr>
+          <w:rFonts w:ascii="Times New Roman" w:hAnsi="Times New Roman" w:cs="Times New Roman"/>
+          <w:b/>
+          <w:bCs/>
+          <w:lang w:val="ru-BY"/>
+        </w:rPr>
+        <w:t>иммутабельность</w:t>
+      </w:r>
+      <w:proofErr w:type="spellEnd"/>
+      <w:r>
+        <w:rPr>
+          <w:rFonts w:ascii="Times New Roman" w:hAnsi="Times New Roman" w:cs="Times New Roman"/>
+          <w:b/>
+          <w:bCs/>
+          <w:lang w:val="ru-BY"/>
+        </w:rPr>
+        <w:t>:</w:t>
+      </w:r>
+    </w:p>
+    <w:tbl>
+      <w:tblPr>
+        <w:tblW w:w="11280" w:type="dxa"/>
+        <w:tblBorders>
+          <w:top w:val="single" w:sz="4" w:space="0" w:color="auto"/>
+          <w:left w:val="single" w:sz="4" w:space="0" w:color="auto"/>
+          <w:bottom w:val="single" w:sz="4" w:space="0" w:color="auto"/>
+          <w:right w:val="single" w:sz="4" w:space="0" w:color="auto"/>
+          <w:insideH w:val="single" w:sz="4" w:space="0" w:color="auto"/>
+          <w:insideV w:val="single" w:sz="4" w:space="0" w:color="auto"/>
+        </w:tblBorders>
+        <w:tblCellMar>
+          <w:top w:w="15" w:type="dxa"/>
+          <w:left w:w="15" w:type="dxa"/>
+          <w:bottom w:w="15" w:type="dxa"/>
+          <w:right w:w="15" w:type="dxa"/>
+        </w:tblCellMar>
+        <w:tblLook w:val="04A0" w:firstRow="1" w:lastRow="0" w:firstColumn="1" w:lastColumn="0" w:noHBand="0" w:noVBand="1"/>
+      </w:tblPr>
+      <w:tblGrid>
+        <w:gridCol w:w="3095"/>
+        <w:gridCol w:w="8185"/>
+      </w:tblGrid>
+      <w:tr>
+        <w:trPr>
+          <w:tblHeader/>
+        </w:trPr>
+        <w:tc>
+          <w:tcPr>
+            <w:tcW w:w="0" w:type="auto"/>
+            <w:tcMar>
+              <w:top w:w="150" w:type="dxa"/>
+              <w:left w:w="0" w:type="dxa"/>
+              <w:bottom w:w="150" w:type="dxa"/>
+              <w:right w:w="240" w:type="dxa"/>
+            </w:tcMar>
+            <w:vAlign w:val="center"/>
+            <w:hideMark/>
+          </w:tcPr>
+          <w:p>
+            <w:pPr>
+              <w:rPr>
+                <w:rFonts w:ascii="Times New Roman" w:hAnsi="Times New Roman" w:cs="Times New Roman"/>
+                <w:lang w:val="ru-BY"/>
+              </w:rPr>
+            </w:pPr>
+            <w:r>
+              <w:rPr>
+                <w:rFonts w:ascii="Times New Roman" w:hAnsi="Times New Roman" w:cs="Times New Roman"/>
+                <w:lang w:val="ru-BY"/>
+              </w:rPr>
+              <w:t>Преимущество</w:t>
+            </w:r>
+          </w:p>
+        </w:tc>
+        <w:tc>
+          <w:tcPr>
+            <w:tcW w:w="0" w:type="auto"/>
+            <w:tcMar>
+              <w:top w:w="150" w:type="dxa"/>
+              <w:left w:w="240" w:type="dxa"/>
+              <w:bottom w:w="150" w:type="dxa"/>
+              <w:right w:w="240" w:type="dxa"/>
+            </w:tcMar>
+            <w:vAlign w:val="center"/>
+            <w:hideMark/>
+          </w:tcPr>
+          <w:p>
+            <w:pPr>
+              <w:rPr>
+                <w:rFonts w:ascii="Times New Roman" w:hAnsi="Times New Roman" w:cs="Times New Roman"/>
+                <w:lang w:val="ru-BY"/>
+              </w:rPr>
+            </w:pPr>
+            <w:r>
+              <w:rPr>
+                <w:rFonts w:ascii="Times New Roman" w:hAnsi="Times New Roman" w:cs="Times New Roman"/>
+                <w:lang w:val="ru-BY"/>
+              </w:rPr>
+              <w:t>Пример</w:t>
+            </w:r>
+          </w:p>
+        </w:tc>
+      </w:tr>
+      <w:tr>
+        <w:tc>
+          <w:tcPr>
+            <w:tcW w:w="0" w:type="auto"/>
+            <w:tcMar>
+              <w:top w:w="150" w:type="dxa"/>
+              <w:left w:w="0" w:type="dxa"/>
+              <w:bottom w:w="150" w:type="dxa"/>
+              <w:right w:w="240" w:type="dxa"/>
+            </w:tcMar>
+            <w:vAlign w:val="center"/>
+            <w:hideMark/>
+          </w:tcPr>
+          <w:p>
+            <w:pPr>
+              <w:rPr>
+                <w:rFonts w:ascii="Times New Roman" w:hAnsi="Times New Roman" w:cs="Times New Roman"/>
+                <w:lang w:val="ru-BY"/>
+              </w:rPr>
+            </w:pPr>
+            <w:r>
+              <w:rPr>
+                <w:rFonts w:ascii="Times New Roman" w:hAnsi="Times New Roman" w:cs="Times New Roman"/>
+                <w:b/>
+                <w:bCs/>
+                <w:lang w:val="ru-BY"/>
+              </w:rPr>
+              <w:t>Безопасность</w:t>
+            </w:r>
+          </w:p>
+        </w:tc>
+        <w:tc>
+          <w:tcPr>
+            <w:tcW w:w="0" w:type="auto"/>
+            <w:tcMar>
+              <w:top w:w="150" w:type="dxa"/>
+              <w:left w:w="240" w:type="dxa"/>
+              <w:bottom w:w="150" w:type="dxa"/>
+              <w:right w:w="0" w:type="dxa"/>
+            </w:tcMar>
+            <w:vAlign w:val="center"/>
+            <w:hideMark/>
+          </w:tcPr>
+          <w:p>
+            <w:pPr>
+              <w:rPr>
+                <w:rFonts w:ascii="Times New Roman" w:hAnsi="Times New Roman" w:cs="Times New Roman"/>
+                <w:lang w:val="ru-BY"/>
+              </w:rPr>
+            </w:pPr>
+            <w:r>
+              <w:rPr>
+                <w:rFonts w:ascii="Times New Roman" w:hAnsi="Times New Roman" w:cs="Times New Roman"/>
+                <w:lang w:val="ru-BY"/>
+              </w:rPr>
+              <w:t>Передал </w:t>
+            </w:r>
+            <w:proofErr w:type="spellStart"/>
+            <w:r>
+              <w:rPr>
+                <w:rFonts w:ascii="Times New Roman" w:hAnsi="Times New Roman" w:cs="Times New Roman"/>
+                <w:lang w:val="ru-BY"/>
+              </w:rPr>
+              <w:t>Rating</w:t>
+            </w:r>
+            <w:proofErr w:type="spellEnd"/>
+            <w:r>
+              <w:rPr>
+                <w:rFonts w:ascii="Times New Roman" w:hAnsi="Times New Roman" w:cs="Times New Roman"/>
+                <w:lang w:val="ru-BY"/>
+              </w:rPr>
+              <w:t>(5) в метод — уверен, что он не изменится</w:t>
+            </w:r>
+          </w:p>
+        </w:tc>
+      </w:tr>
+      <w:tr>
+        <w:tc>
+          <w:tcPr>
+            <w:tcW w:w="0" w:type="auto"/>
+            <w:tcMar>
+              <w:top w:w="150" w:type="dxa"/>
+              <w:left w:w="0" w:type="dxa"/>
+              <w:bottom w:w="150" w:type="dxa"/>
+              <w:right w:w="240" w:type="dxa"/>
+            </w:tcMar>
+            <w:vAlign w:val="center"/>
+            <w:hideMark/>
+          </w:tcPr>
+          <w:p>
+            <w:pPr>
+              <w:rPr>
+                <w:rFonts w:ascii="Times New Roman" w:hAnsi="Times New Roman" w:cs="Times New Roman"/>
+                <w:lang w:val="ru-BY"/>
+              </w:rPr>
+            </w:pPr>
+            <w:r>
+              <w:rPr>
+                <w:rFonts w:ascii="Times New Roman" w:hAnsi="Times New Roman" w:cs="Times New Roman"/>
+                <w:b/>
+                <w:bCs/>
+                <w:lang w:val="ru-BY"/>
+              </w:rPr>
+              <w:t>Простота</w:t>
+            </w:r>
+          </w:p>
+        </w:tc>
+        <w:tc>
+          <w:tcPr>
+            <w:tcW w:w="0" w:type="auto"/>
+            <w:tcMar>
+              <w:top w:w="150" w:type="dxa"/>
+              <w:left w:w="240" w:type="dxa"/>
+              <w:bottom w:w="150" w:type="dxa"/>
+              <w:right w:w="0" w:type="dxa"/>
+            </w:tcMar>
+            <w:vAlign w:val="center"/>
+            <w:hideMark/>
+          </w:tcPr>
+          <w:p>
+            <w:pPr>
+              <w:rPr>
+                <w:rFonts w:ascii="Times New Roman" w:hAnsi="Times New Roman" w:cs="Times New Roman"/>
+                <w:lang w:val="ru-BY"/>
+              </w:rPr>
+            </w:pPr>
+            <w:r>
+              <w:rPr>
+                <w:rFonts w:ascii="Times New Roman" w:hAnsi="Times New Roman" w:cs="Times New Roman"/>
+                <w:lang w:val="ru-BY"/>
+              </w:rPr>
+              <w:t>Не нужно отслеживать изменения (нет побочных эффектов)</w:t>
+            </w:r>
+          </w:p>
+        </w:tc>
+      </w:tr>
+      <w:tr>
+        <w:tc>
+          <w:tcPr>
+            <w:tcW w:w="0" w:type="auto"/>
+            <w:tcMar>
+              <w:top w:w="150" w:type="dxa"/>
+              <w:left w:w="0" w:type="dxa"/>
+              <w:bottom w:w="150" w:type="dxa"/>
+              <w:right w:w="240" w:type="dxa"/>
+            </w:tcMar>
+            <w:vAlign w:val="center"/>
+            <w:hideMark/>
+          </w:tcPr>
+          <w:p>
+            <w:pPr>
+              <w:rPr>
+                <w:rFonts w:ascii="Times New Roman" w:hAnsi="Times New Roman" w:cs="Times New Roman"/>
+                <w:lang w:val="ru-BY"/>
+              </w:rPr>
+            </w:pPr>
+            <w:proofErr w:type="spellStart"/>
+            <w:r>
+              <w:rPr>
+                <w:rFonts w:ascii="Times New Roman" w:hAnsi="Times New Roman" w:cs="Times New Roman"/>
+                <w:b/>
+                <w:bCs/>
+                <w:lang w:val="ru-BY"/>
+              </w:rPr>
+              <w:t>Потокобезопасность</w:t>
+            </w:r>
+            <w:proofErr w:type="spellEnd"/>
+          </w:p>
+        </w:tc>
+        <w:tc>
+          <w:tcPr>
+            <w:tcW w:w="0" w:type="auto"/>
+            <w:tcMar>
+              <w:top w:w="150" w:type="dxa"/>
+              <w:left w:w="240" w:type="dxa"/>
+              <w:bottom w:w="150" w:type="dxa"/>
+              <w:right w:w="0" w:type="dxa"/>
+            </w:tcMar>
+            <w:vAlign w:val="center"/>
+            <w:hideMark/>
+          </w:tcPr>
+          <w:p>
+            <w:pPr>
+              <w:rPr>
+                <w:rFonts w:ascii="Times New Roman" w:hAnsi="Times New Roman" w:cs="Times New Roman"/>
+                <w:lang w:val="ru-BY"/>
+              </w:rPr>
+            </w:pPr>
+            <w:r>
+              <w:rPr>
+                <w:rFonts w:ascii="Times New Roman" w:hAnsi="Times New Roman" w:cs="Times New Roman"/>
+                <w:lang w:val="ru-BY"/>
+              </w:rPr>
+              <w:t>Можно использовать в многопоточном коде без блокировок</w:t>
+            </w:r>
+          </w:p>
+        </w:tc>
+      </w:tr>
+      <w:tr>
+        <w:tc>
+          <w:tcPr>
+            <w:tcW w:w="0" w:type="auto"/>
+            <w:tcMar>
+              <w:top w:w="150" w:type="dxa"/>
+              <w:left w:w="0" w:type="dxa"/>
+              <w:bottom w:w="150" w:type="dxa"/>
+              <w:right w:w="240" w:type="dxa"/>
+            </w:tcMar>
+            <w:vAlign w:val="center"/>
+            <w:hideMark/>
+          </w:tcPr>
+          <w:p>
+            <w:pPr>
+              <w:rPr>
+                <w:rFonts w:ascii="Times New Roman" w:hAnsi="Times New Roman" w:cs="Times New Roman"/>
+                <w:lang w:val="ru-BY"/>
+              </w:rPr>
+            </w:pPr>
+            <w:r>
+              <w:rPr>
+                <w:rFonts w:ascii="Times New Roman" w:hAnsi="Times New Roman" w:cs="Times New Roman"/>
+                <w:b/>
+                <w:bCs/>
+                <w:lang w:val="ru-BY"/>
+              </w:rPr>
+              <w:t>Кэширование</w:t>
+            </w:r>
+          </w:p>
+        </w:tc>
+        <w:tc>
+          <w:tcPr>
+            <w:tcW w:w="0" w:type="auto"/>
+            <w:tcMar>
+              <w:top w:w="150" w:type="dxa"/>
+              <w:left w:w="240" w:type="dxa"/>
+              <w:bottom w:w="150" w:type="dxa"/>
+              <w:right w:w="0" w:type="dxa"/>
+            </w:tcMar>
+            <w:vAlign w:val="center"/>
+            <w:hideMark/>
+          </w:tcPr>
+          <w:p>
+            <w:pPr>
+              <w:rPr>
+                <w:rFonts w:ascii="Times New Roman" w:hAnsi="Times New Roman" w:cs="Times New Roman"/>
+                <w:lang w:val="ru-BY"/>
+              </w:rPr>
+            </w:pPr>
+            <w:r>
+              <w:rPr>
+                <w:rFonts w:ascii="Times New Roman" w:hAnsi="Times New Roman" w:cs="Times New Roman"/>
+                <w:lang w:val="ru-BY"/>
+              </w:rPr>
+              <w:t>Можно кэшировать Value Object навсегда (он не поменяется)</w:t>
+            </w:r>
+          </w:p>
+        </w:tc>
+      </w:tr>
+    </w:tbl>
+    <w:p>
+      <w:pPr>
+        <w:rPr>
+          <w:rFonts w:ascii="Times New Roman" w:hAnsi="Times New Roman" w:cs="Times New Roman"/>
+          <w:lang w:val="ru-BY"/>
+        </w:rPr>
+      </w:pPr>
+      <w:r>
+        <w:rPr>
+          <w:rFonts w:ascii="Times New Roman" w:hAnsi="Times New Roman" w:cs="Times New Roman"/>
+          <w:b/>
+          <w:bCs/>
+          <w:lang w:val="ru-BY"/>
+        </w:rPr>
+        <w:t>Аналогия:</w:t>
+      </w:r>
+      <w:r>
+        <w:rPr>
+          <w:rFonts w:ascii="Times New Roman" w:hAnsi="Times New Roman" w:cs="Times New Roman"/>
+          <w:lang w:val="ru-BY"/>
+        </w:rPr>
+        <w:t> Value Object = монета в 5 рублей. Нельзя "изменить" 5-рублёвую монету на 10-рублёвую. Можно только заменить одну монету на другую.</w:t>
+      </w:r>
+    </w:p>
     <w:sectPr>
       <w:pgSz w:w="11906" w:h="16838"/>
       <w:pgMar w:top="1134" w:right="850" w:bottom="1134" w:left="1701" w:header="708" w:footer="708" w:gutter="0"/>
@@ -3024,6 +6433,399 @@
     </w:sectPr>
   </w:body>
 </w:document>
+</file>
+
+<file path=word/numbering.xml><?xml version="1.0" encoding="utf-8"?>
+<w:numbering xmlns:wpc="http://schemas.microsoft.com/office/word/2010/wordprocessingCanvas" xmlns:cx="http://schemas.microsoft.com/office/drawing/2014/chartex" xmlns:cx1="http://schemas.microsoft.com/office/drawing/2015/9/8/chartex" xmlns:cx2="http://schemas.microsoft.com/office/drawing/2015/10/21/chartex" xmlns:cx3="http://schemas.microsoft.com/office/drawing/2016/5/9/chartex" xmlns:cx4="http://schemas.microsoft.com/office/drawing/2016/5/10/chartex" xmlns:cx5="http://schemas.microsoft.com/office/drawing/2016/5/11/chartex" xmlns:cx6="http://schemas.microsoft.com/office/drawing/2016/5/12/chartex" xmlns:cx7="http://schemas.microsoft.com/office/drawing/2016/5/13/chartex" xmlns:cx8="http://schemas.microsoft.com/office/drawing/2016/5/14/chartex" xmlns:mc="http://schemas.openxmlformats.org/markup-compatibility/2006" xmlns:aink="http://schemas.microsoft.com/office/drawing/2016/ink" xmlns:am3d="http://schemas.microsoft.com/office/drawing/2017/model3d" xmlns:o="urn:schemas-microsoft-com:office:office" xmlns:oel="http://schemas.microsoft.com/office/2019/extlst" xmlns:r="http://schemas.openxmlformats.org/officeDocument/2006/relationships" xmlns:m="http://schemas.openxmlformats.org/officeDocument/2006/math" xmlns:v="urn:schemas-microsoft-com:vml" xmlns:wp14="http://schemas.microsoft.com/office/word/2010/wordprocessingDrawing" xmlns:wp="http://schemas.openxmlformats.org/drawingml/2006/wordprocessingDrawing" xmlns:w10="urn:schemas-microsoft-com:office:word" xmlns:w="http://schemas.openxmlformats.org/wordprocessingml/2006/main" xmlns:w14="http://schemas.microsoft.com/office/word/2010/wordml" xmlns:w15="http://schemas.microsoft.com/office/word/2012/wordml" xmlns:w16cex="http://schemas.microsoft.com/office/word/2018/wordml/cex" xmlns:w16cid="http://schemas.microsoft.com/office/word/2016/wordml/cid" xmlns:w16="http://schemas.microsoft.com/office/word/2018/wordml" xmlns:w16du="http://schemas.microsoft.com/office/word/2023/wordml/word16du" xmlns:w16sdtdh="http://schemas.microsoft.com/office/word/2020/wordml/sdtdatahash" xmlns:w16sdtfl="http://schemas.microsoft.com/office/word/2024/wordml/sdtformatlock" xmlns:w16se="http://schemas.microsoft.com/office/word/2015/wordml/symex" xmlns:wpg="http://schemas.microsoft.com/office/word/2010/wordprocessingGroup" xmlns:wpi="http://schemas.microsoft.com/office/word/2010/wordprocessingInk" xmlns:wne="http://schemas.microsoft.com/office/word/2006/wordml" xmlns:wps="http://schemas.microsoft.com/office/word/2010/wordprocessingShape" mc:Ignorable="w14 w15 w16se w16cid w16 w16cex w16sdtdh w16sdtfl w16du wp14">
+  <w:abstractNum w:abstractNumId="0" w15:restartNumberingAfterBreak="0">
+    <w:nsid w:val="0E020B68"/>
+    <w:multiLevelType w:val="multilevel"/>
+    <w:tmpl w:val="A68E1062"/>
+    <w:lvl w:ilvl="0">
+      <w:start w:val="1"/>
+      <w:numFmt w:val="decimal"/>
+      <w:lvlText w:val="%1."/>
+      <w:lvlJc w:val="left"/>
+      <w:pPr>
+        <w:tabs>
+          <w:tab w:val="num" w:pos="720"/>
+        </w:tabs>
+        <w:ind w:left="720" w:hanging="360"/>
+      </w:pPr>
+    </w:lvl>
+    <w:lvl w:ilvl="1">
+      <w:start w:val="1"/>
+      <w:numFmt w:val="bullet"/>
+      <w:lvlText w:val="o"/>
+      <w:lvlJc w:val="left"/>
+      <w:pPr>
+        <w:tabs>
+          <w:tab w:val="num" w:pos="1440"/>
+        </w:tabs>
+        <w:ind w:left="1440" w:hanging="360"/>
+      </w:pPr>
+      <w:rPr>
+        <w:rFonts w:ascii="Courier New" w:hAnsi="Courier New" w:hint="default"/>
+        <w:sz w:val="20"/>
+      </w:rPr>
+    </w:lvl>
+    <w:lvl w:ilvl="2" w:tentative="1">
+      <w:start w:val="1"/>
+      <w:numFmt w:val="decimal"/>
+      <w:lvlText w:val="%3."/>
+      <w:lvlJc w:val="left"/>
+      <w:pPr>
+        <w:tabs>
+          <w:tab w:val="num" w:pos="2160"/>
+        </w:tabs>
+        <w:ind w:left="2160" w:hanging="360"/>
+      </w:pPr>
+    </w:lvl>
+    <w:lvl w:ilvl="3" w:tentative="1">
+      <w:start w:val="1"/>
+      <w:numFmt w:val="decimal"/>
+      <w:lvlText w:val="%4."/>
+      <w:lvlJc w:val="left"/>
+      <w:pPr>
+        <w:tabs>
+          <w:tab w:val="num" w:pos="2880"/>
+        </w:tabs>
+        <w:ind w:left="2880" w:hanging="360"/>
+      </w:pPr>
+    </w:lvl>
+    <w:lvl w:ilvl="4" w:tentative="1">
+      <w:start w:val="1"/>
+      <w:numFmt w:val="decimal"/>
+      <w:lvlText w:val="%5."/>
+      <w:lvlJc w:val="left"/>
+      <w:pPr>
+        <w:tabs>
+          <w:tab w:val="num" w:pos="3600"/>
+        </w:tabs>
+        <w:ind w:left="3600" w:hanging="360"/>
+      </w:pPr>
+    </w:lvl>
+    <w:lvl w:ilvl="5" w:tentative="1">
+      <w:start w:val="1"/>
+      <w:numFmt w:val="decimal"/>
+      <w:lvlText w:val="%6."/>
+      <w:lvlJc w:val="left"/>
+      <w:pPr>
+        <w:tabs>
+          <w:tab w:val="num" w:pos="4320"/>
+        </w:tabs>
+        <w:ind w:left="4320" w:hanging="360"/>
+      </w:pPr>
+    </w:lvl>
+    <w:lvl w:ilvl="6" w:tentative="1">
+      <w:start w:val="1"/>
+      <w:numFmt w:val="decimal"/>
+      <w:lvlText w:val="%7."/>
+      <w:lvlJc w:val="left"/>
+      <w:pPr>
+        <w:tabs>
+          <w:tab w:val="num" w:pos="5040"/>
+        </w:tabs>
+        <w:ind w:left="5040" w:hanging="360"/>
+      </w:pPr>
+    </w:lvl>
+    <w:lvl w:ilvl="7" w:tentative="1">
+      <w:start w:val="1"/>
+      <w:numFmt w:val="decimal"/>
+      <w:lvlText w:val="%8."/>
+      <w:lvlJc w:val="left"/>
+      <w:pPr>
+        <w:tabs>
+          <w:tab w:val="num" w:pos="5760"/>
+        </w:tabs>
+        <w:ind w:left="5760" w:hanging="360"/>
+      </w:pPr>
+    </w:lvl>
+    <w:lvl w:ilvl="8" w:tentative="1">
+      <w:start w:val="1"/>
+      <w:numFmt w:val="decimal"/>
+      <w:lvlText w:val="%9."/>
+      <w:lvlJc w:val="left"/>
+      <w:pPr>
+        <w:tabs>
+          <w:tab w:val="num" w:pos="6480"/>
+        </w:tabs>
+        <w:ind w:left="6480" w:hanging="360"/>
+      </w:pPr>
+    </w:lvl>
+  </w:abstractNum>
+  <w:abstractNum w:abstractNumId="1" w15:restartNumberingAfterBreak="0">
+    <w:nsid w:val="1BE96931"/>
+    <w:multiLevelType w:val="multilevel"/>
+    <w:tmpl w:val="8EA2770E"/>
+    <w:lvl w:ilvl="0">
+      <w:start w:val="1"/>
+      <w:numFmt w:val="bullet"/>
+      <w:lvlText w:val=""/>
+      <w:lvlJc w:val="left"/>
+      <w:pPr>
+        <w:tabs>
+          <w:tab w:val="num" w:pos="720"/>
+        </w:tabs>
+        <w:ind w:left="720" w:hanging="360"/>
+      </w:pPr>
+      <w:rPr>
+        <w:rFonts w:ascii="Symbol" w:hAnsi="Symbol" w:hint="default"/>
+        <w:sz w:val="20"/>
+      </w:rPr>
+    </w:lvl>
+    <w:lvl w:ilvl="1" w:tentative="1">
+      <w:start w:val="1"/>
+      <w:numFmt w:val="bullet"/>
+      <w:lvlText w:val="o"/>
+      <w:lvlJc w:val="left"/>
+      <w:pPr>
+        <w:tabs>
+          <w:tab w:val="num" w:pos="1440"/>
+        </w:tabs>
+        <w:ind w:left="1440" w:hanging="360"/>
+      </w:pPr>
+      <w:rPr>
+        <w:rFonts w:ascii="Courier New" w:hAnsi="Courier New" w:hint="default"/>
+        <w:sz w:val="20"/>
+      </w:rPr>
+    </w:lvl>
+    <w:lvl w:ilvl="2" w:tentative="1">
+      <w:start w:val="1"/>
+      <w:numFmt w:val="bullet"/>
+      <w:lvlText w:val=""/>
+      <w:lvlJc w:val="left"/>
+      <w:pPr>
+        <w:tabs>
+          <w:tab w:val="num" w:pos="2160"/>
+        </w:tabs>
+        <w:ind w:left="2160" w:hanging="360"/>
+      </w:pPr>
+      <w:rPr>
+        <w:rFonts w:ascii="Wingdings" w:hAnsi="Wingdings" w:hint="default"/>
+        <w:sz w:val="20"/>
+      </w:rPr>
+    </w:lvl>
+    <w:lvl w:ilvl="3" w:tentative="1">
+      <w:start w:val="1"/>
+      <w:numFmt w:val="bullet"/>
+      <w:lvlText w:val=""/>
+      <w:lvlJc w:val="left"/>
+      <w:pPr>
+        <w:tabs>
+          <w:tab w:val="num" w:pos="2880"/>
+        </w:tabs>
+        <w:ind w:left="2880" w:hanging="360"/>
+      </w:pPr>
+      <w:rPr>
+        <w:rFonts w:ascii="Wingdings" w:hAnsi="Wingdings" w:hint="default"/>
+        <w:sz w:val="20"/>
+      </w:rPr>
+    </w:lvl>
+    <w:lvl w:ilvl="4" w:tentative="1">
+      <w:start w:val="1"/>
+      <w:numFmt w:val="bullet"/>
+      <w:lvlText w:val=""/>
+      <w:lvlJc w:val="left"/>
+      <w:pPr>
+        <w:tabs>
+          <w:tab w:val="num" w:pos="3600"/>
+        </w:tabs>
+        <w:ind w:left="3600" w:hanging="360"/>
+      </w:pPr>
+      <w:rPr>
+        <w:rFonts w:ascii="Wingdings" w:hAnsi="Wingdings" w:hint="default"/>
+        <w:sz w:val="20"/>
+      </w:rPr>
+    </w:lvl>
+    <w:lvl w:ilvl="5" w:tentative="1">
+      <w:start w:val="1"/>
+      <w:numFmt w:val="bullet"/>
+      <w:lvlText w:val=""/>
+      <w:lvlJc w:val="left"/>
+      <w:pPr>
+        <w:tabs>
+          <w:tab w:val="num" w:pos="4320"/>
+        </w:tabs>
+        <w:ind w:left="4320" w:hanging="360"/>
+      </w:pPr>
+      <w:rPr>
+        <w:rFonts w:ascii="Wingdings" w:hAnsi="Wingdings" w:hint="default"/>
+        <w:sz w:val="20"/>
+      </w:rPr>
+    </w:lvl>
+    <w:lvl w:ilvl="6" w:tentative="1">
+      <w:start w:val="1"/>
+      <w:numFmt w:val="bullet"/>
+      <w:lvlText w:val=""/>
+      <w:lvlJc w:val="left"/>
+      <w:pPr>
+        <w:tabs>
+          <w:tab w:val="num" w:pos="5040"/>
+        </w:tabs>
+        <w:ind w:left="5040" w:hanging="360"/>
+      </w:pPr>
+      <w:rPr>
+        <w:rFonts w:ascii="Wingdings" w:hAnsi="Wingdings" w:hint="default"/>
+        <w:sz w:val="20"/>
+      </w:rPr>
+    </w:lvl>
+    <w:lvl w:ilvl="7" w:tentative="1">
+      <w:start w:val="1"/>
+      <w:numFmt w:val="bullet"/>
+      <w:lvlText w:val=""/>
+      <w:lvlJc w:val="left"/>
+      <w:pPr>
+        <w:tabs>
+          <w:tab w:val="num" w:pos="5760"/>
+        </w:tabs>
+        <w:ind w:left="5760" w:hanging="360"/>
+      </w:pPr>
+      <w:rPr>
+        <w:rFonts w:ascii="Wingdings" w:hAnsi="Wingdings" w:hint="default"/>
+        <w:sz w:val="20"/>
+      </w:rPr>
+    </w:lvl>
+    <w:lvl w:ilvl="8" w:tentative="1">
+      <w:start w:val="1"/>
+      <w:numFmt w:val="bullet"/>
+      <w:lvlText w:val=""/>
+      <w:lvlJc w:val="left"/>
+      <w:pPr>
+        <w:tabs>
+          <w:tab w:val="num" w:pos="6480"/>
+        </w:tabs>
+        <w:ind w:left="6480" w:hanging="360"/>
+      </w:pPr>
+      <w:rPr>
+        <w:rFonts w:ascii="Wingdings" w:hAnsi="Wingdings" w:hint="default"/>
+        <w:sz w:val="20"/>
+      </w:rPr>
+    </w:lvl>
+  </w:abstractNum>
+  <w:abstractNum w:abstractNumId="2" w15:restartNumberingAfterBreak="0">
+    <w:nsid w:val="76446BB3"/>
+    <w:multiLevelType w:val="multilevel"/>
+    <w:tmpl w:val="06E24ED0"/>
+    <w:lvl w:ilvl="0">
+      <w:start w:val="1"/>
+      <w:numFmt w:val="decimal"/>
+      <w:lvlText w:val="%1."/>
+      <w:lvlJc w:val="left"/>
+      <w:pPr>
+        <w:tabs>
+          <w:tab w:val="num" w:pos="720"/>
+        </w:tabs>
+        <w:ind w:left="720" w:hanging="360"/>
+      </w:pPr>
+    </w:lvl>
+    <w:lvl w:ilvl="1" w:tentative="1">
+      <w:start w:val="1"/>
+      <w:numFmt w:val="decimal"/>
+      <w:lvlText w:val="%2."/>
+      <w:lvlJc w:val="left"/>
+      <w:pPr>
+        <w:tabs>
+          <w:tab w:val="num" w:pos="1440"/>
+        </w:tabs>
+        <w:ind w:left="1440" w:hanging="360"/>
+      </w:pPr>
+    </w:lvl>
+    <w:lvl w:ilvl="2" w:tentative="1">
+      <w:start w:val="1"/>
+      <w:numFmt w:val="decimal"/>
+      <w:lvlText w:val="%3."/>
+      <w:lvlJc w:val="left"/>
+      <w:pPr>
+        <w:tabs>
+          <w:tab w:val="num" w:pos="2160"/>
+        </w:tabs>
+        <w:ind w:left="2160" w:hanging="360"/>
+      </w:pPr>
+    </w:lvl>
+    <w:lvl w:ilvl="3" w:tentative="1">
+      <w:start w:val="1"/>
+      <w:numFmt w:val="decimal"/>
+      <w:lvlText w:val="%4."/>
+      <w:lvlJc w:val="left"/>
+      <w:pPr>
+        <w:tabs>
+          <w:tab w:val="num" w:pos="2880"/>
+        </w:tabs>
+        <w:ind w:left="2880" w:hanging="360"/>
+      </w:pPr>
+    </w:lvl>
+    <w:lvl w:ilvl="4" w:tentative="1">
+      <w:start w:val="1"/>
+      <w:numFmt w:val="decimal"/>
+      <w:lvlText w:val="%5."/>
+      <w:lvlJc w:val="left"/>
+      <w:pPr>
+        <w:tabs>
+          <w:tab w:val="num" w:pos="3600"/>
+        </w:tabs>
+        <w:ind w:left="3600" w:hanging="360"/>
+      </w:pPr>
+    </w:lvl>
+    <w:lvl w:ilvl="5" w:tentative="1">
+      <w:start w:val="1"/>
+      <w:numFmt w:val="decimal"/>
+      <w:lvlText w:val="%6."/>
+      <w:lvlJc w:val="left"/>
+      <w:pPr>
+        <w:tabs>
+          <w:tab w:val="num" w:pos="4320"/>
+        </w:tabs>
+        <w:ind w:left="4320" w:hanging="360"/>
+      </w:pPr>
+    </w:lvl>
+    <w:lvl w:ilvl="6" w:tentative="1">
+      <w:start w:val="1"/>
+      <w:numFmt w:val="decimal"/>
+      <w:lvlText w:val="%7."/>
+      <w:lvlJc w:val="left"/>
+      <w:pPr>
+        <w:tabs>
+          <w:tab w:val="num" w:pos="5040"/>
+        </w:tabs>
+        <w:ind w:left="5040" w:hanging="360"/>
+      </w:pPr>
+    </w:lvl>
+    <w:lvl w:ilvl="7" w:tentative="1">
+      <w:start w:val="1"/>
+      <w:numFmt w:val="decimal"/>
+      <w:lvlText w:val="%8."/>
+      <w:lvlJc w:val="left"/>
+      <w:pPr>
+        <w:tabs>
+          <w:tab w:val="num" w:pos="5760"/>
+        </w:tabs>
+        <w:ind w:left="5760" w:hanging="360"/>
+      </w:pPr>
+    </w:lvl>
+    <w:lvl w:ilvl="8" w:tentative="1">
+      <w:start w:val="1"/>
+      <w:numFmt w:val="decimal"/>
+      <w:lvlText w:val="%9."/>
+      <w:lvlJc w:val="left"/>
+      <w:pPr>
+        <w:tabs>
+          <w:tab w:val="num" w:pos="6480"/>
+        </w:tabs>
+        <w:ind w:left="6480" w:hanging="360"/>
+      </w:pPr>
+    </w:lvl>
+  </w:abstractNum>
+  <w:num w:numId="1" w16cid:durableId="1772621673">
+    <w:abstractNumId w:val="0"/>
+  </w:num>
+  <w:num w:numId="2" w16cid:durableId="1799761312">
+    <w:abstractNumId w:val="2"/>
+  </w:num>
+  <w:num w:numId="3" w16cid:durableId="1829635874">
+    <w:abstractNumId w:val="1"/>
+  </w:num>
+</w:numbering>
 </file>
 
 <file path=word/styles.xml><?xml version="1.0" encoding="utf-8"?>
